--- a/ethics-application/participant-information-leaflet.docx
+++ b/ethics-application/participant-information-leaflet.docx
@@ -21,7 +21,9 @@
         <w:gridCol w:w="9016"/>
       </w:tblGrid>
       <w:tr>
-        <w:trPr/>
+        <w:trPr>
+          <w:trHeight w:val="2340" w:hRule="atLeast"/>
+        </w:trPr>
         <w:tc>
           <w:tcPr>
             <w:tcW w:w="9016" w:type="dxa"/>
@@ -31,6 +33,7 @@
             <w:pPr>
               <w:pStyle w:val="Normal"/>
               <w:widowControl/>
+              <w:suppressAutoHyphens w:val="true"/>
               <w:spacing w:lineRule="auto" w:line="276" w:before="120" w:after="120"/>
               <w:jc w:val="left"/>
               <w:rPr>
@@ -49,12 +52,28 @@
                 <w:szCs w:val="36"/>
                 <w:lang w:val="en-IE" w:eastAsia="en-US" w:bidi="ar-SA"/>
               </w:rPr>
-              <w:t xml:space="preserve">Information Leaflet: </w:t>
+              <w:t>Participant Information Leaflet:</w:t>
             </w:r>
+          </w:p>
+          <w:p>
+            <w:pPr>
+              <w:pStyle w:val="Normal"/>
+              <w:widowControl/>
+              <w:suppressAutoHyphens w:val="true"/>
+              <w:spacing w:lineRule="auto" w:line="276" w:before="120" w:after="120"/>
+              <w:jc w:val="left"/>
+              <w:rPr>
+                <w:rFonts w:cs="Calibri" w:cstheme="minorHAnsi"/>
+                <w:b/>
+                <w:sz w:val="36"/>
+                <w:szCs w:val="36"/>
+              </w:rPr>
+            </w:pPr>
             <w:r>
               <w:rPr>
                 <w:rFonts w:eastAsia="Calibri" w:cs="Calibri" w:cstheme="minorHAnsi"/>
                 <w:b/>
+                <w:bCs/>
                 <w:kern w:val="0"/>
                 <w:sz w:val="36"/>
                 <w:szCs w:val="36"/>
@@ -80,7 +99,13 @@
         </w:rPr>
       </w:pPr>
       <w:r>
-        <w:rPr/>
+        <w:rPr>
+          <w:rFonts w:cs="Calibri" w:cstheme="minorHAnsi"/>
+          <w:b/>
+          <w:bCs/>
+          <w:color w:val="FF0000"/>
+          <w:szCs w:val="24"/>
+        </w:rPr>
       </w:r>
     </w:p>
     <w:tbl>
@@ -115,6 +140,7 @@
             <w:pPr>
               <w:pStyle w:val="Normal"/>
               <w:widowControl/>
+              <w:suppressAutoHyphens w:val="true"/>
               <w:spacing w:lineRule="auto" w:line="276" w:before="120" w:after="120"/>
               <w:jc w:val="left"/>
               <w:rPr>
@@ -154,26 +180,22 @@
         </w:rPr>
       </w:pPr>
       <w:r>
-        <w:rPr/>
-      </w:r>
-    </w:p>
-    <w:p>
-      <w:pPr>
-        <w:pStyle w:val="Normal"/>
-        <w:rPr>
-          <w:color w:val="000000"/>
-        </w:rPr>
-      </w:pPr>
-      <w:r>
         <w:rPr>
           <w:rFonts w:cs="Calibri" w:cstheme="minorHAnsi"/>
           <w:i/>
           <w:iCs/>
-          <w:color w:val="000000"/>
-          <w:szCs w:val="24"/>
-        </w:rPr>
-        <w:t xml:space="preserve">You are being invited to take part in a research study </w:t>
-      </w:r>
+          <w:color w:val="0070C0"/>
+          <w:szCs w:val="24"/>
+        </w:rPr>
+      </w:r>
+    </w:p>
+    <w:p>
+      <w:pPr>
+        <w:pStyle w:val="Normal"/>
+        <w:rPr>
+          <w:color w:val="000000"/>
+        </w:rPr>
+      </w:pPr>
       <w:r>
         <w:rPr>
           <w:rFonts w:cs="Calibri" w:cstheme="minorHAnsi"/>
@@ -182,7 +204,7 @@
           <w:color w:val="000000"/>
           <w:szCs w:val="24"/>
         </w:rPr>
-        <w:t>about finding suitable college courses for individuals using Artificial Intelligence (AI).</w:t>
+        <w:t>You are being invited to take part in a research study about finding suitable college courses for individuals using Artificial Intelligence (AI).</w:t>
       </w:r>
     </w:p>
     <w:p>
@@ -200,7 +222,7 @@
           <w:color w:val="000000"/>
           <w:szCs w:val="24"/>
         </w:rPr>
-        <w:t>Participation is voluntary.</w:t>
+        <w:t>Participation in this study is voluntary.</w:t>
       </w:r>
     </w:p>
     <w:p>
@@ -236,7 +258,7 @@
           <w:color w:val="000000"/>
           <w:szCs w:val="24"/>
         </w:rPr>
-        <w:t xml:space="preserve">Please take time to read the following information carefully and discuss it with others if you wish. Please ask us if there is anything that is not clear or if you would like more information.  </w:t>
+        <w:t>Please take time to read the following information carefully. Please ask us if there is anything that is not clear or if you would like more information.</w:t>
       </w:r>
     </w:p>
     <w:tbl>
@@ -269,6 +291,7 @@
             <w:pPr>
               <w:pStyle w:val="Normal"/>
               <w:widowControl/>
+              <w:suppressAutoHyphens w:val="true"/>
               <w:spacing w:lineRule="auto" w:line="276" w:before="120" w:after="120"/>
               <w:jc w:val="left"/>
               <w:rPr>
@@ -300,8 +323,6 @@
               </w:rPr>
               <w:t>What is the purpose of the study?</w:t>
             </w:r>
-            <w:bookmarkStart w:id="1" w:name="_Hlk117775040"/>
-            <w:bookmarkEnd w:id="1"/>
           </w:p>
         </w:tc>
       </w:tr>
@@ -321,7 +342,14 @@
         </w:rPr>
       </w:pPr>
       <w:r>
-        <w:rPr/>
+        <w:rPr>
+          <w:rFonts w:cs="Calibri" w:cstheme="minorHAnsi"/>
+          <w:i/>
+          <w:iCs/>
+          <w:color w:val="0070C0"/>
+          <w:szCs w:val="24"/>
+          <w:u w:val="single"/>
+        </w:rPr>
       </w:r>
     </w:p>
     <w:p>
@@ -338,7 +366,7 @@
           <w:color w:val="000000"/>
           <w:szCs w:val="24"/>
         </w:rPr>
-        <w:t>Finding a suitable college course is a difficult decision for many individuals. In this study, we plan to investigate how AI can be used to help individuals find suitable college courses to study. As part of our research, we have created an AI tool that can recommend college courses to users. The aim of this research is to create an AI tool that can make effective and relevant college course recommendations to the user.</w:t>
+        <w:t>Finding a suitable college course is a difficult decision for many individuals. In this study, we plan to investigate how AI can be used to help individuals find suitable college courses to study. The aim of this research is to create an AI system that can make effective and relevant college course recommendations to the user.</w:t>
       </w:r>
     </w:p>
     <w:p>
@@ -357,8 +385,20 @@
           <w:color w:val="000000"/>
           <w:szCs w:val="24"/>
         </w:rPr>
-        <w:t xml:space="preserve">In order for the AI system to make informed recommendations, you will need to answer some questions. These questions will be relevant in </w:t>
-      </w:r>
+        <w:t>In order for the AI system to make informed recommendations, you will need to answer some questions on a survey. These questions will be relevant in learning what college courses you may be suited for. Most of this data is personal, as it relates to your work/study interests, Leaving Cert subject preferences, college location preferences and NFQ level preferences.</w:t>
+      </w:r>
+    </w:p>
+    <w:p>
+      <w:pPr>
+        <w:pStyle w:val="Normal"/>
+        <w:spacing w:lineRule="auto" w:line="276"/>
+        <w:rPr>
+          <w:i/>
+          <w:i/>
+          <w:iCs/>
+          <w:color w:val="000000"/>
+        </w:rPr>
+      </w:pPr>
       <w:r>
         <w:rPr>
           <w:rFonts w:cs="Calibri" w:cstheme="minorHAnsi"/>
@@ -367,57 +407,17 @@
           <w:color w:val="000000"/>
           <w:szCs w:val="24"/>
         </w:rPr>
-        <w:t xml:space="preserve">learning </w:t>
-      </w:r>
-      <w:r>
-        <w:rPr>
-          <w:rFonts w:cs="Calibri" w:cstheme="minorHAnsi"/>
-          <w:i/>
-          <w:iCs/>
-          <w:color w:val="000000"/>
-          <w:szCs w:val="24"/>
-        </w:rPr>
-        <w:t xml:space="preserve">what </w:t>
-      </w:r>
-      <w:r>
-        <w:rPr>
-          <w:rFonts w:cs="Calibri" w:cstheme="minorHAnsi"/>
-          <w:i/>
-          <w:iCs/>
-          <w:color w:val="000000"/>
-          <w:szCs w:val="24"/>
-        </w:rPr>
-        <w:t xml:space="preserve">college courses </w:t>
-      </w:r>
-      <w:r>
-        <w:rPr>
-          <w:rFonts w:cs="Calibri" w:cstheme="minorHAnsi"/>
-          <w:i/>
-          <w:iCs/>
-          <w:color w:val="000000"/>
-          <w:szCs w:val="24"/>
-        </w:rPr>
-        <w:t xml:space="preserve">you may be suited for. Most of this information is personal, as it relates to your work/study interests, Leaving Cert subject preferences, college location </w:t>
-      </w:r>
-      <w:r>
-        <w:rPr>
-          <w:rFonts w:cs="Calibri" w:cstheme="minorHAnsi"/>
-          <w:i/>
-          <w:iCs/>
-          <w:color w:val="000000"/>
-          <w:szCs w:val="24"/>
-        </w:rPr>
-        <w:t xml:space="preserve">preferences </w:t>
-      </w:r>
-      <w:r>
-        <w:rPr>
-          <w:rFonts w:cs="Calibri" w:cstheme="minorHAnsi"/>
-          <w:i/>
-          <w:iCs/>
-          <w:color w:val="000000"/>
-          <w:szCs w:val="24"/>
-        </w:rPr>
-        <w:t>and NFQ level preferences.</w:t>
+        <w:t xml:space="preserve">The study is </w:t>
+      </w:r>
+      <w:r>
+        <w:rPr>
+          <w:rFonts w:cs="Calibri"/>
+          <w:i/>
+          <w:iCs/>
+          <w:color w:val="000000"/>
+          <w:szCs w:val="24"/>
+        </w:rPr>
+        <w:t>taking place from February to March 2026.</w:t>
       </w:r>
     </w:p>
     <w:p>
@@ -437,29 +437,6 @@
           <w:iCs/>
           <w:color w:val="000000"/>
         </w:rPr>
-        <w:t>All personal information gathered is anonymised. The personal information gathered could not be used to uncover your identity. For example, the AI tool will not ask for your name, date of birth, address or other Personally Identifiable Information (PII).</w:t>
-      </w:r>
-    </w:p>
-    <w:p>
-      <w:pPr>
-        <w:pStyle w:val="Normal"/>
-        <w:spacing w:lineRule="auto" w:line="276"/>
-        <w:rPr>
-          <w:i/>
-          <w:i/>
-          <w:iCs/>
-          <w:color w:val="000000"/>
-        </w:rPr>
-      </w:pPr>
-      <w:r>
-        <w:rPr>
-          <w:rFonts w:cs="Calibri" w:cstheme="minorHAnsi"/>
-          <w:i/>
-          <w:iCs/>
-          <w:color w:val="000000"/>
-          <w:szCs w:val="24"/>
-        </w:rPr>
-        <w:t>The study takes place from September 2025 to April 2026. It is part of a Masters Dissertation.</w:t>
       </w:r>
     </w:p>
     <w:p>
@@ -506,6 +483,7 @@
             <w:pPr>
               <w:pStyle w:val="Normal"/>
               <w:widowControl/>
+              <w:suppressAutoHyphens w:val="true"/>
               <w:spacing w:lineRule="auto" w:line="276" w:before="120" w:after="120"/>
               <w:jc w:val="left"/>
               <w:rPr>
@@ -535,28 +513,18 @@
         <w:pStyle w:val="Normal"/>
         <w:spacing w:lineRule="auto" w:line="276" w:before="240" w:after="160"/>
         <w:rPr>
-          <w:rFonts w:cs="Calibri" w:cstheme="minorHAnsi"/>
-          <w:szCs w:val="24"/>
-          <w:u w:val="single"/>
-        </w:rPr>
-      </w:pPr>
-      <w:r>
-        <w:rPr>
-          <w:rFonts w:cs="Calibri" w:cstheme="minorHAnsi"/>
-          <w:szCs w:val="24"/>
-          <w:u w:val="single"/>
-        </w:rPr>
-        <w:t>Guidance:</w:t>
-      </w:r>
-    </w:p>
-    <w:p>
-      <w:pPr>
-        <w:pStyle w:val="Normal"/>
-        <w:rPr/>
-      </w:pPr>
-      <w:r>
-        <w:rPr/>
-        <w:t>Explain how the participant was chosen and how many others will take part. Explain specifically why the potential participant has been invited to join the study. State how many participants you are intending to involve in the study and their characteristics.</w:t>
+          <w:i/>
+          <w:i/>
+          <w:iCs/>
+        </w:rPr>
+      </w:pPr>
+      <w:r>
+        <w:rPr>
+          <w:i/>
+          <w:iCs/>
+          <w:u w:val="none"/>
+        </w:rPr>
+        <w:t>We are hoping to have 50 participants taking part in the study. All participants in the study are aged between 18-24, and you were chosen because you lie in this demographic. You were also chosen for this study because of your direct or indirect connection to Brendan McCann, the Principal Investigator of this study.</w:t>
       </w:r>
     </w:p>
     <w:p>
@@ -564,75 +532,12 @@
         <w:pStyle w:val="Normal"/>
         <w:rPr>
           <w:color w:val="0070C0"/>
-          <w:u w:val="single"/>
         </w:rPr>
       </w:pPr>
       <w:r>
         <w:rPr>
           <w:color w:val="0070C0"/>
-          <w:u w:val="single"/>
-        </w:rPr>
-        <w:t xml:space="preserve">Sample text: </w:t>
-      </w:r>
-    </w:p>
-    <w:p>
-      <w:pPr>
-        <w:pStyle w:val="Normal"/>
-        <w:rPr>
-          <w:i/>
-          <w:i/>
-          <w:iCs/>
-          <w:color w:val="0070C0"/>
-        </w:rPr>
-      </w:pPr>
-      <w:r>
-        <w:rPr>
-          <w:i/>
-          <w:iCs/>
-          <w:color w:val="0070C0"/>
-        </w:rPr>
-        <w:t>We are interested in understanding experiences of [insert detail].</w:t>
-      </w:r>
-    </w:p>
-    <w:p>
-      <w:pPr>
-        <w:pStyle w:val="Normal"/>
-        <w:rPr>
-          <w:i/>
-          <w:i/>
-          <w:iCs/>
-          <w:color w:val="0070C0"/>
-        </w:rPr>
-      </w:pPr>
-      <w:r>
-        <w:rPr>
-          <w:i/>
-          <w:iCs/>
-          <w:color w:val="0070C0"/>
-        </w:rPr>
-        <w:t xml:space="preserve">You are being invited to participate in this study because you have experience in…. /work in … /  you have responded to the flyer / social media advertisement and you have contacted us for additional information etc. </w:t>
-      </w:r>
-    </w:p>
-    <w:p>
-      <w:pPr>
-        <w:pStyle w:val="Normal"/>
-        <w:rPr>
-          <w:color w:val="0070C0"/>
-        </w:rPr>
-      </w:pPr>
-      <w:r>
-        <w:rPr>
-          <w:i/>
-          <w:iCs/>
-          <w:color w:val="0070C0"/>
-        </w:rPr>
-        <w:t>We are hoping to have [insert number] participants in the study</w:t>
-      </w:r>
-      <w:r>
-        <w:rPr>
-          <w:color w:val="0070C0"/>
-        </w:rPr>
-        <w:t>.</w:t>
+        </w:rPr>
       </w:r>
     </w:p>
     <w:tbl>
@@ -665,6 +570,7 @@
             <w:pPr>
               <w:pStyle w:val="Normal"/>
               <w:widowControl/>
+              <w:suppressAutoHyphens w:val="true"/>
               <w:spacing w:lineRule="auto" w:line="276" w:before="120" w:after="120"/>
               <w:jc w:val="left"/>
               <w:rPr>
@@ -685,8 +591,8 @@
               </w:rPr>
               <w:t>Do I have to take part?</w:t>
             </w:r>
-            <w:bookmarkStart w:id="2" w:name="_Hlk117775155"/>
-            <w:bookmarkEnd w:id="2"/>
+            <w:bookmarkStart w:id="1" w:name="_Hlk117775155"/>
+            <w:bookmarkEnd w:id="1"/>
           </w:p>
         </w:tc>
       </w:tr>
@@ -694,9 +600,13 @@
     <w:p>
       <w:pPr>
         <w:pStyle w:val="Normal"/>
-        <w:spacing w:before="240" w:after="160"/>
+        <w:spacing w:lineRule="auto" w:line="276"/>
         <w:rPr>
           <w:rFonts w:cs="Calibri" w:cstheme="minorHAnsi"/>
+          <w:i/>
+          <w:i/>
+          <w:iCs/>
+          <w:color w:val="0070C0"/>
           <w:szCs w:val="24"/>
           <w:u w:val="single"/>
         </w:rPr>
@@ -704,96 +614,48 @@
       <w:r>
         <w:rPr>
           <w:rFonts w:cs="Calibri" w:cstheme="minorHAnsi"/>
+          <w:i/>
+          <w:iCs/>
+          <w:color w:val="0070C0"/>
           <w:szCs w:val="24"/>
           <w:u w:val="single"/>
         </w:rPr>
-        <w:t>Guidance:</w:t>
       </w:r>
     </w:p>
     <w:p>
       <w:pPr>
         <w:pStyle w:val="Normal"/>
         <w:spacing w:lineRule="auto" w:line="276"/>
+        <w:rPr/>
+      </w:pPr>
+      <w:r>
         <w:rPr>
           <w:rFonts w:cs="Calibri" w:cstheme="minorHAnsi"/>
-          <w:szCs w:val="24"/>
+          <w:i/>
+          <w:iCs/>
+          <w:color w:val="000000"/>
+          <w:szCs w:val="24"/>
+        </w:rPr>
+        <w:t xml:space="preserve">Your participation is voluntary. If you decide to take part, you will be given this information leaflet to keep and asked to sign a consent form. </w:t>
+      </w:r>
+    </w:p>
+    <w:p>
+      <w:pPr>
+        <w:pStyle w:val="Normal"/>
+        <w:spacing w:lineRule="auto" w:line="276"/>
+        <w:rPr>
+          <w:color w:val="000000"/>
         </w:rPr>
       </w:pPr>
       <w:r>
         <w:rPr>
           <w:rFonts w:cs="Calibri" w:cstheme="minorHAnsi"/>
-          <w:szCs w:val="24"/>
-        </w:rPr>
-        <w:t xml:space="preserve">Explain that taking part in the research is entirely voluntary, and that the participant can withdraw without penalty at any stage. </w:t>
-      </w:r>
-    </w:p>
-    <w:p>
-      <w:pPr>
-        <w:pStyle w:val="Normal"/>
-        <w:spacing w:lineRule="auto" w:line="276"/>
-        <w:rPr>
-          <w:rFonts w:cs="Calibri" w:cstheme="minorHAnsi"/>
-          <w:color w:val="0070C0"/>
-          <w:szCs w:val="24"/>
-          <w:u w:val="single"/>
-        </w:rPr>
-      </w:pPr>
-      <w:r>
-        <w:rPr>
-          <w:rFonts w:cs="Calibri" w:cstheme="minorHAnsi"/>
-          <w:color w:val="0070C0"/>
-          <w:szCs w:val="24"/>
-          <w:u w:val="single"/>
-        </w:rPr>
-        <w:t xml:space="preserve">Sample text: </w:t>
-      </w:r>
-    </w:p>
-    <w:p>
-      <w:pPr>
-        <w:pStyle w:val="Normal"/>
-        <w:spacing w:lineRule="auto" w:line="276"/>
-        <w:rPr>
-          <w:rFonts w:cs="Calibri" w:cstheme="minorHAnsi"/>
-          <w:i/>
-          <w:i/>
-          <w:iCs/>
-          <w:color w:val="0070C0"/>
-          <w:szCs w:val="24"/>
-        </w:rPr>
-      </w:pPr>
-      <w:r>
-        <w:rPr>
-          <w:rFonts w:cs="Calibri" w:cstheme="minorHAnsi"/>
-          <w:i/>
-          <w:iCs/>
-          <w:color w:val="0070C0"/>
-          <w:szCs w:val="24"/>
-        </w:rPr>
-        <w:t xml:space="preserve">It is up to you to decide whether or not to take part. If you do decide to take part you will be given this information leaflet to keep and asked to sign a consent form. </w:t>
-      </w:r>
-    </w:p>
-    <w:p>
-      <w:pPr>
-        <w:pStyle w:val="Normal"/>
-        <w:spacing w:lineRule="auto" w:line="276"/>
-        <w:rPr>
-          <w:rFonts w:cs="Calibri" w:cstheme="minorHAnsi"/>
-          <w:i/>
-          <w:i/>
-          <w:iCs/>
-          <w:color w:val="0070C0"/>
-          <w:szCs w:val="24"/>
-        </w:rPr>
-      </w:pPr>
-      <w:r>
-        <w:rPr>
-          <w:rFonts w:cs="Calibri" w:cstheme="minorHAnsi"/>
-          <w:i/>
-          <w:iCs/>
-          <w:color w:val="0070C0"/>
-          <w:szCs w:val="24"/>
-        </w:rPr>
-        <w:t>If you decide to take part you are still free to change your mind at any time and without giving a reason. You will still continue to receive the same level of (insert as applicable - e.g. service, support, education etc.).</w:t>
+          <w:i/>
+          <w:iCs/>
+          <w:color w:val="000000"/>
+          <w:szCs w:val="24"/>
+        </w:rPr>
+        <w:t>If you decide to take part you are still free to change your mind at any time and you do not need to give a reason.</w:t>
       </w:r>
     </w:p>
     <w:tbl>
@@ -826,6 +688,7 @@
             <w:pPr>
               <w:pStyle w:val="Normal"/>
               <w:widowControl/>
+              <w:suppressAutoHyphens w:val="true"/>
               <w:spacing w:lineRule="auto" w:line="276" w:before="120" w:after="120"/>
               <w:jc w:val="left"/>
               <w:rPr>
@@ -855,277 +718,173 @@
         <w:pStyle w:val="Normal"/>
         <w:spacing w:lineRule="auto" w:line="276" w:before="240" w:after="160"/>
         <w:rPr>
-          <w:rFonts w:cs="Calibri" w:cstheme="minorHAnsi"/>
-          <w:szCs w:val="24"/>
-          <w:u w:val="single"/>
-        </w:rPr>
-      </w:pPr>
-      <w:r>
-        <w:rPr>
-          <w:rFonts w:cs="Calibri" w:cstheme="minorHAnsi"/>
-          <w:szCs w:val="24"/>
-          <w:u w:val="single"/>
-        </w:rPr>
-        <w:t>Guidance:</w:t>
-      </w:r>
-    </w:p>
-    <w:p>
-      <w:pPr>
-        <w:pStyle w:val="Normal"/>
-        <w:spacing w:lineRule="auto" w:line="276"/>
-        <w:rPr>
-          <w:rFonts w:cs="Calibri" w:cstheme="minorHAnsi"/>
-          <w:szCs w:val="24"/>
-        </w:rPr>
-      </w:pPr>
-      <w:r>
-        <w:rPr>
-          <w:rFonts w:cs="Calibri" w:cstheme="minorHAnsi"/>
-          <w:szCs w:val="24"/>
-        </w:rPr>
-        <w:t xml:space="preserve">You should explain what taking part in the research will involve including a list of topics that you will discuss and the expected location and duration of participation. </w:t>
-      </w:r>
-    </w:p>
-    <w:p>
-      <w:pPr>
-        <w:pStyle w:val="Normal"/>
-        <w:spacing w:lineRule="auto" w:line="276"/>
-        <w:rPr>
-          <w:rFonts w:cs="Calibri" w:cstheme="minorHAnsi"/>
-          <w:szCs w:val="24"/>
-        </w:rPr>
-      </w:pPr>
-      <w:r>
-        <w:rPr>
-          <w:rFonts w:cs="Calibri" w:cstheme="minorHAnsi"/>
-          <w:szCs w:val="24"/>
-        </w:rPr>
-        <w:t xml:space="preserve">Explain what will happen to the personal data provided by the participant (INCLUDING AUDIO OR VIDEO RECORDING) </w:t>
-      </w:r>
-    </w:p>
-    <w:p>
-      <w:pPr>
-        <w:pStyle w:val="Normal"/>
-        <w:spacing w:lineRule="auto" w:line="276"/>
-        <w:rPr>
-          <w:rFonts w:cs="Calibri" w:cstheme="minorHAnsi"/>
-          <w:szCs w:val="24"/>
-        </w:rPr>
-      </w:pPr>
-      <w:r>
-        <w:rPr>
-          <w:rFonts w:cs="Calibri" w:cstheme="minorHAnsi"/>
-          <w:szCs w:val="24"/>
-        </w:rPr>
-      </w:r>
-    </w:p>
-    <w:p>
-      <w:pPr>
-        <w:pStyle w:val="Normal"/>
-        <w:spacing w:lineRule="auto" w:line="276"/>
-        <w:rPr>
-          <w:rFonts w:cs="Calibri" w:cstheme="minorHAnsi"/>
-          <w:szCs w:val="24"/>
-        </w:rPr>
-      </w:pPr>
-      <w:r>
-        <w:rPr>
-          <w:rFonts w:cs="Calibri" w:cstheme="minorHAnsi"/>
-          <w:szCs w:val="24"/>
-        </w:rPr>
-        <w:t>State the length of time the personal data will be kept (in an identifiable or pseudonymised format) and why it is necessary to keep it for that period.</w:t>
-      </w:r>
-    </w:p>
-    <w:p>
-      <w:pPr>
-        <w:pStyle w:val="Normal"/>
-        <w:spacing w:lineRule="auto" w:line="276"/>
-        <w:rPr>
-          <w:rFonts w:cs="Calibri" w:cstheme="minorHAnsi"/>
-          <w:szCs w:val="24"/>
-        </w:rPr>
-      </w:pPr>
-      <w:r>
-        <w:rPr>
-          <w:rFonts w:cs="Calibri" w:cstheme="minorHAnsi"/>
-          <w:szCs w:val="24"/>
-        </w:rPr>
-        <w:t>State the arrangements to be made for the personal data to be archived or destroyed.</w:t>
-      </w:r>
-    </w:p>
-    <w:p>
-      <w:pPr>
-        <w:pStyle w:val="Normal"/>
-        <w:spacing w:lineRule="auto" w:line="276"/>
-        <w:rPr>
-          <w:rFonts w:cs="Calibri" w:cstheme="minorHAnsi"/>
-          <w:szCs w:val="24"/>
-        </w:rPr>
-      </w:pPr>
-      <w:r>
-        <w:rPr>
-          <w:rFonts w:cs="Calibri" w:cstheme="minorHAnsi"/>
-          <w:szCs w:val="24"/>
-        </w:rPr>
-        <w:t>State whether the personal data collected will leave Europe and if so what countries it will go to and why; NB - please be careful of data stored in the cloud and carry out due diligence as to where this data is stored).</w:t>
-      </w:r>
-    </w:p>
-    <w:p>
-      <w:pPr>
-        <w:pStyle w:val="Normal"/>
-        <w:spacing w:lineRule="auto" w:line="276"/>
-        <w:rPr>
-          <w:rFonts w:cs="Calibri" w:cstheme="minorHAnsi"/>
-          <w:szCs w:val="24"/>
-        </w:rPr>
-      </w:pPr>
-      <w:r>
-        <w:rPr>
-          <w:rFonts w:cs="Calibri" w:cstheme="minorHAnsi"/>
-          <w:szCs w:val="24"/>
-        </w:rPr>
-        <w:t xml:space="preserve">If applicable, state the existence of automated decision-making, including profiling and information about the logic involved, as well as the significance and the envisaged consequences of such processing for the individual. </w:t>
-      </w:r>
-    </w:p>
-    <w:p>
-      <w:pPr>
-        <w:pStyle w:val="Normal"/>
-        <w:spacing w:lineRule="auto" w:line="276"/>
-        <w:rPr>
-          <w:rFonts w:cs="Calibri" w:cstheme="minorHAnsi"/>
-          <w:color w:val="0070C0"/>
-          <w:szCs w:val="24"/>
-          <w:u w:val="single"/>
-        </w:rPr>
-      </w:pPr>
-      <w:r>
-        <w:rPr>
-          <w:rFonts w:cs="Calibri" w:cstheme="minorHAnsi"/>
-          <w:color w:val="0070C0"/>
-          <w:szCs w:val="24"/>
-          <w:u w:val="single"/>
-        </w:rPr>
-        <w:t xml:space="preserve">Sample text: </w:t>
-      </w:r>
-    </w:p>
-    <w:p>
-      <w:pPr>
-        <w:pStyle w:val="Normal"/>
-        <w:spacing w:lineRule="auto" w:line="276"/>
-        <w:rPr>
-          <w:rFonts w:cs="Calibri" w:cstheme="minorHAnsi"/>
-          <w:i/>
-          <w:i/>
-          <w:iCs/>
-          <w:color w:val="0070C0"/>
-          <w:szCs w:val="24"/>
-        </w:rPr>
-      </w:pPr>
-      <w:r>
-        <w:rPr>
-          <w:rFonts w:cs="Calibri" w:cstheme="minorHAnsi"/>
-          <w:i/>
-          <w:iCs/>
-          <w:color w:val="0070C0"/>
-          <w:szCs w:val="24"/>
-        </w:rPr>
-        <w:t xml:space="preserve">This study involves the following stages: </w:t>
-      </w:r>
-    </w:p>
-    <w:p>
-      <w:pPr>
-        <w:pStyle w:val="ListParagraph"/>
+          <w:i/>
+          <w:i/>
+          <w:iCs/>
+          <w:u w:val="none"/>
+        </w:rPr>
+      </w:pPr>
+      <w:r>
+        <w:rPr>
+          <w:i/>
+          <w:iCs/>
+          <w:u w:val="none"/>
+        </w:rPr>
+        <w:t>The study involves the following stages:</w:t>
+      </w:r>
+    </w:p>
+    <w:p>
+      <w:pPr>
+        <w:pStyle w:val="Normal"/>
         <w:numPr>
           <w:ilvl w:val="0"/>
-          <w:numId w:val="1"/>
+          <w:numId w:val="2"/>
         </w:numPr>
-        <w:rPr>
-          <w:rFonts w:cs="Calibri" w:cstheme="minorHAnsi"/>
-          <w:i/>
-          <w:i/>
-          <w:iCs/>
-          <w:color w:val="0070C0"/>
-          <w:sz w:val="24"/>
-          <w:szCs w:val="24"/>
-        </w:rPr>
-      </w:pPr>
-      <w:r>
-        <w:rPr>
-          <w:rFonts w:cs="Calibri" w:cstheme="minorHAnsi"/>
-          <w:i/>
-          <w:iCs/>
-          <w:color w:val="0070C0"/>
-          <w:sz w:val="24"/>
-          <w:szCs w:val="24"/>
-        </w:rPr>
-        <w:t xml:space="preserve">Each participant will be required to complete a questionnaire and/or participate in a one-to-one interview with the principal investigator/one of the investigators / take part in a focus group discussion. </w:t>
-      </w:r>
-    </w:p>
-    <w:p>
-      <w:pPr>
-        <w:pStyle w:val="ListParagraph"/>
+        <w:spacing w:lineRule="auto" w:line="276" w:before="240" w:after="160"/>
+        <w:rPr>
+          <w:i/>
+          <w:i/>
+          <w:iCs/>
+          <w:u w:val="none"/>
+        </w:rPr>
+      </w:pPr>
+      <w:r>
+        <w:rPr>
+          <w:i/>
+          <w:iCs/>
+          <w:u w:val="none"/>
+        </w:rPr>
+        <w:t>Each participant will be required to complete a survey. The questions will be relevant in learning what college courses may be suitable to the participant.</w:t>
+      </w:r>
+    </w:p>
+    <w:p>
+      <w:pPr>
+        <w:pStyle w:val="Normal"/>
         <w:numPr>
           <w:ilvl w:val="0"/>
-          <w:numId w:val="1"/>
+          <w:numId w:val="2"/>
         </w:numPr>
-        <w:rPr>
-          <w:rFonts w:cs="Calibri" w:cstheme="minorHAnsi"/>
-          <w:i/>
-          <w:i/>
-          <w:iCs/>
-          <w:color w:val="0070C0"/>
-          <w:sz w:val="24"/>
-          <w:szCs w:val="24"/>
-        </w:rPr>
-      </w:pPr>
-      <w:r>
-        <w:rPr>
-          <w:rFonts w:cs="Calibri" w:cstheme="minorHAnsi"/>
-          <w:i/>
-          <w:iCs/>
-          <w:color w:val="0070C0"/>
-          <w:sz w:val="24"/>
-          <w:szCs w:val="24"/>
-        </w:rPr>
-        <w:t>The questionnaire will ask your views/opinions on [insert topic]. During the interview you will be asked questions about [include as appropriate].</w:t>
-      </w:r>
-    </w:p>
-    <w:p>
-      <w:pPr>
-        <w:pStyle w:val="ListParagraph"/>
+        <w:spacing w:lineRule="auto" w:line="276" w:before="240" w:after="160"/>
+        <w:rPr>
+          <w:i/>
+          <w:i/>
+          <w:iCs/>
+          <w:u w:val="none"/>
+        </w:rPr>
+      </w:pPr>
+      <w:r>
+        <w:rPr>
+          <w:i/>
+          <w:iCs/>
+          <w:u w:val="none"/>
+        </w:rPr>
+        <w:t>After the participant fills out the survey, the AI system will generate a list of college course recommendations.</w:t>
+      </w:r>
+    </w:p>
+    <w:p>
+      <w:pPr>
+        <w:pStyle w:val="Normal"/>
         <w:numPr>
           <w:ilvl w:val="0"/>
-          <w:numId w:val="1"/>
+          <w:numId w:val="2"/>
         </w:numPr>
-        <w:rPr>
-          <w:rFonts w:cs="Calibri" w:cstheme="minorHAnsi"/>
-          <w:i/>
-          <w:i/>
-          <w:iCs/>
-          <w:color w:val="0070C0"/>
-          <w:szCs w:val="24"/>
-        </w:rPr>
-      </w:pPr>
-      <w:r>
-        <w:rPr>
-          <w:rFonts w:cs="Calibri" w:cstheme="minorHAnsi"/>
-          <w:i/>
-          <w:iCs/>
-          <w:color w:val="0070C0"/>
-          <w:sz w:val="24"/>
-          <w:szCs w:val="24"/>
-        </w:rPr>
-        <w:t>The topics discussed in the focus group session will include [insert detail]. If you are taking part in a focus group, we would ask that you do not disclose the identity of the other participants or the details of the discussion</w:t>
-      </w:r>
-      <w:r>
-        <w:rPr>
-          <w:rFonts w:cs="Calibri" w:cstheme="minorHAnsi"/>
-          <w:i/>
-          <w:iCs/>
-          <w:color w:val="0070C0"/>
-          <w:szCs w:val="24"/>
-        </w:rPr>
-        <w:t>.</w:t>
+        <w:spacing w:lineRule="auto" w:line="276" w:before="240" w:after="160"/>
+        <w:rPr>
+          <w:i/>
+          <w:i/>
+          <w:iCs/>
+          <w:u w:val="none"/>
+        </w:rPr>
+      </w:pPr>
+      <w:r>
+        <w:rPr>
+          <w:i/>
+          <w:iCs/>
+          <w:u w:val="none"/>
+        </w:rPr>
+        <w:t>Each participant will be required to evaluate the college course recommendations. This will involve giving a thumbs up/down response to each college course recommendation.</w:t>
+      </w:r>
+    </w:p>
+    <w:p>
+      <w:pPr>
+        <w:pStyle w:val="Normal"/>
+        <w:numPr>
+          <w:ilvl w:val="0"/>
+          <w:numId w:val="2"/>
+        </w:numPr>
+        <w:spacing w:lineRule="auto" w:line="276" w:before="240" w:after="160"/>
+        <w:rPr>
+          <w:i/>
+          <w:i/>
+          <w:iCs/>
+          <w:u w:val="none"/>
+        </w:rPr>
+      </w:pPr>
+      <w:r>
+        <w:rPr>
+          <w:i/>
+          <w:iCs/>
+          <w:u w:val="none"/>
+        </w:rPr>
+        <w:t>Each participant may be asked to provide some verbal feedback regarding the AI system. There will be no video or audio recordings of the study.</w:t>
+      </w:r>
+    </w:p>
+    <w:p>
+      <w:pPr>
+        <w:pStyle w:val="Normal"/>
+        <w:spacing w:lineRule="auto" w:line="276" w:before="240" w:after="160"/>
+        <w:rPr>
+          <w:i/>
+          <w:i/>
+          <w:iCs/>
+          <w:u w:val="none"/>
+        </w:rPr>
+      </w:pPr>
+      <w:r>
+        <w:rPr>
+          <w:i/>
+          <w:iCs/>
+          <w:u w:val="none"/>
+        </w:rPr>
+        <w:t>The study should take no longer than 30 minutes, and it will take place in a location of convenience for the participant (i.e. in school, home, cafe, etc.).</w:t>
+      </w:r>
+    </w:p>
+    <w:p>
+      <w:pPr>
+        <w:pStyle w:val="Normal"/>
+        <w:spacing w:lineRule="auto" w:line="276"/>
+        <w:rPr>
+          <w:i/>
+          <w:i/>
+          <w:iCs/>
+          <w:color w:val="000000"/>
+        </w:rPr>
+      </w:pPr>
+      <w:r>
+        <w:rPr>
+          <w:i/>
+          <w:iCs/>
+          <w:color w:val="000000"/>
+        </w:rPr>
+      </w:r>
+    </w:p>
+    <w:p>
+      <w:pPr>
+        <w:pStyle w:val="Normal"/>
+        <w:spacing w:lineRule="auto" w:line="276"/>
+        <w:rPr>
+          <w:i/>
+          <w:i/>
+          <w:iCs/>
+          <w:color w:val="000000"/>
+        </w:rPr>
+      </w:pPr>
+      <w:r>
+        <w:rPr>
+          <w:i/>
+          <w:iCs/>
+          <w:color w:val="000000"/>
+        </w:rPr>
       </w:r>
     </w:p>
     <w:tbl>
@@ -1158,6 +917,7 @@
             <w:pPr>
               <w:pStyle w:val="Normal"/>
               <w:widowControl/>
+              <w:suppressAutoHyphens w:val="true"/>
               <w:spacing w:lineRule="auto" w:line="276" w:before="120" w:after="120"/>
               <w:jc w:val="left"/>
               <w:rPr>
@@ -1176,10 +936,8 @@
                 <w:szCs w:val="22"/>
                 <w:lang w:val="en-IE" w:eastAsia="en-US" w:bidi="ar-SA"/>
               </w:rPr>
-              <w:t>What are the benefits of taking part?</w:t>
+              <w:t>How will my data be used by the AI system?</w:t>
             </w:r>
-            <w:bookmarkStart w:id="3" w:name="_Hlk117775342"/>
-            <w:bookmarkEnd w:id="3"/>
           </w:p>
         </w:tc>
       </w:tr>
@@ -1189,18 +947,19 @@
         <w:pStyle w:val="Normal"/>
         <w:spacing w:before="240" w:after="160"/>
         <w:rPr>
-          <w:rFonts w:cs="Calibri" w:cstheme="minorHAnsi"/>
-          <w:szCs w:val="24"/>
-          <w:u w:val="single"/>
-        </w:rPr>
-      </w:pPr>
-      <w:r>
-        <w:rPr>
-          <w:rFonts w:cs="Calibri" w:cstheme="minorHAnsi"/>
-          <w:szCs w:val="24"/>
-          <w:u w:val="single"/>
-        </w:rPr>
-        <w:t>Guidance:</w:t>
+          <w:i/>
+          <w:i/>
+          <w:iCs/>
+          <w:u w:val="none"/>
+        </w:rPr>
+      </w:pPr>
+      <w:r>
+        <w:rPr>
+          <w:i/>
+          <w:iCs/>
+          <w:u w:val="none"/>
+        </w:rPr>
+        <w:t>After filling out the provided survey, the AI system will process your answers to these questions. Based on your answers, the AI system will recommend courses that match your preferences. As well as this, the AI system will also recommend courses chosen by other users with similar preferences to you.</w:t>
       </w:r>
     </w:p>
     <w:p>
@@ -1208,16 +967,20 @@
         <w:pStyle w:val="Normal"/>
         <w:spacing w:lineRule="auto" w:line="276"/>
         <w:rPr>
-          <w:rFonts w:cs="Calibri" w:cstheme="minorHAnsi"/>
-          <w:szCs w:val="24"/>
-        </w:rPr>
-      </w:pPr>
-      <w:r>
-        <w:rPr>
-          <w:rFonts w:cs="Calibri" w:cstheme="minorHAnsi"/>
-          <w:szCs w:val="24"/>
-        </w:rPr>
-        <w:t>Provide information on potential benefits if any, to the participant or others, through taking part in the study. If there is no direct benefit to the participant, then this should be stated.</w:t>
+          <w:i/>
+          <w:i/>
+          <w:iCs/>
+          <w:color w:val="000000"/>
+        </w:rPr>
+      </w:pPr>
+      <w:r>
+        <w:rPr>
+          <w:i/>
+          <w:iCs/>
+          <w:color w:val="000000"/>
+          <w:u w:val="none"/>
+        </w:rPr>
+        <w:t>All personal data gathered is anonymised and confidential. The AI system will not ask for your name, date of birth, address, gender or other Personally Identifiable Information.</w:t>
       </w:r>
     </w:p>
     <w:p>
@@ -1225,20 +988,64 @@
         <w:pStyle w:val="Normal"/>
         <w:spacing w:lineRule="auto" w:line="276"/>
         <w:rPr>
-          <w:rFonts w:cs="Calibri" w:cstheme="minorHAnsi"/>
-          <w:color w:val="0070C0"/>
-          <w:szCs w:val="24"/>
-          <w:u w:val="single"/>
-        </w:rPr>
-      </w:pPr>
-      <w:r>
-        <w:rPr>
-          <w:rFonts w:cs="Calibri" w:cstheme="minorHAnsi"/>
-          <w:color w:val="0070C0"/>
-          <w:szCs w:val="24"/>
-          <w:u w:val="single"/>
-        </w:rPr>
-        <w:t xml:space="preserve">Sample text: </w:t>
+          <w:i/>
+          <w:i/>
+          <w:iCs/>
+          <w:color w:val="000000"/>
+        </w:rPr>
+      </w:pPr>
+      <w:r>
+        <w:rPr>
+          <w:i/>
+          <w:iCs/>
+          <w:color w:val="000000"/>
+        </w:rPr>
+        <w:t>The personal data gathered during the survey questions will be retained until the 10</w:t>
+      </w:r>
+      <w:r>
+        <w:rPr>
+          <w:i/>
+          <w:iCs/>
+          <w:color w:val="000000"/>
+          <w:vertAlign w:val="superscript"/>
+        </w:rPr>
+        <w:t>th</w:t>
+      </w:r>
+      <w:r>
+        <w:rPr>
+          <w:i/>
+          <w:iCs/>
+          <w:color w:val="000000"/>
+        </w:rPr>
+        <w:t xml:space="preserve"> April 2026, the final deadline of the study. It is necessary to store this data for this time in order to write up the thesis. This data will be in secure cloud-based storage, behind two-factor authentication. </w:t>
+      </w:r>
+      <w:r>
+        <w:rPr>
+          <w:i/>
+          <w:iCs/>
+          <w:color w:val="000000"/>
+          <w:u w:val="none"/>
+        </w:rPr>
+        <w:t>After the 10</w:t>
+      </w:r>
+      <w:r>
+        <w:rPr>
+          <w:i/>
+          <w:iCs/>
+          <w:color w:val="000000"/>
+          <w:u w:val="none"/>
+          <w:vertAlign w:val="superscript"/>
+        </w:rPr>
+        <w:t>th</w:t>
+      </w:r>
+      <w:r>
+        <w:rPr>
+          <w:i/>
+          <w:iCs/>
+          <w:color w:val="000000"/>
+          <w:u w:val="none"/>
+        </w:rPr>
+        <w:t xml:space="preserve"> April 2026, the personal data gathered during the survey questions will be destroyed. All data gathered during this study will remain in Europe.</w:t>
       </w:r>
     </w:p>
     <w:p>
@@ -1246,23 +1053,39 @@
         <w:pStyle w:val="Normal"/>
         <w:spacing w:lineRule="auto" w:line="276"/>
         <w:rPr>
-          <w:rFonts w:cs="Calibri" w:cstheme="minorHAnsi"/>
-          <w:i/>
-          <w:i/>
-          <w:iCs/>
-          <w:color w:val="0070C0"/>
-          <w:szCs w:val="24"/>
-        </w:rPr>
-      </w:pPr>
-      <w:r>
-        <w:rPr>
-          <w:rFonts w:cs="Calibri" w:cstheme="minorHAnsi"/>
-          <w:i/>
-          <w:iCs/>
-          <w:color w:val="0070C0"/>
-          <w:szCs w:val="24"/>
-        </w:rPr>
-        <w:t>There will be no direct benefits to participants, however we hope the results of the study will help us to understand [insert detail].</w:t>
+          <w:i/>
+          <w:i/>
+          <w:iCs/>
+          <w:color w:val="000000"/>
+        </w:rPr>
+      </w:pPr>
+      <w:r>
+        <w:rPr>
+          <w:i/>
+          <w:iCs/>
+          <w:color w:val="000000"/>
+          <w:u w:val="none"/>
+        </w:rPr>
+        <w:t>Your personal data gathered during the survey questions will be processed by the AI system to make college course recommendations. However, your personal data will not be used to train the AI system. In other words, the AI system will take your personal data, make a recommendation, and then it will forget about your personal data completely.</w:t>
+      </w:r>
+    </w:p>
+    <w:p>
+      <w:pPr>
+        <w:pStyle w:val="Normal"/>
+        <w:spacing w:lineRule="auto" w:line="276"/>
+        <w:rPr>
+          <w:i/>
+          <w:i/>
+          <w:iCs/>
+          <w:color w:val="000000"/>
+        </w:rPr>
+      </w:pPr>
+      <w:r>
+        <w:rPr>
+          <w:i/>
+          <w:iCs/>
+          <w:color w:val="000000"/>
+        </w:rPr>
       </w:r>
     </w:p>
     <w:tbl>
@@ -1295,6 +1118,7 @@
             <w:pPr>
               <w:pStyle w:val="Normal"/>
               <w:widowControl/>
+              <w:suppressAutoHyphens w:val="true"/>
               <w:spacing w:lineRule="auto" w:line="276" w:before="120" w:after="120"/>
               <w:jc w:val="left"/>
               <w:rPr>
@@ -1313,6 +1137,82 @@
                 <w:szCs w:val="22"/>
                 <w:lang w:val="en-IE" w:eastAsia="en-US" w:bidi="ar-SA"/>
               </w:rPr>
+              <w:t>What are the benefits of taking part?</w:t>
+            </w:r>
+          </w:p>
+        </w:tc>
+      </w:tr>
+    </w:tbl>
+    <w:p>
+      <w:pPr>
+        <w:pStyle w:val="Normal"/>
+        <w:spacing w:before="240" w:after="160"/>
+        <w:rPr>
+          <w:i/>
+          <w:i/>
+          <w:iCs/>
+        </w:rPr>
+      </w:pPr>
+      <w:r>
+        <w:rPr>
+          <w:i/>
+          <w:iCs/>
+          <w:u w:val="none"/>
+        </w:rPr>
+        <w:t>There is no direct benefit for taking part. However, you may gain more awareness of the topic during the survey. The AI system may also generate college course recommendations that can help you better understand your work/study interests.</w:t>
+      </w:r>
+    </w:p>
+    <w:tbl>
+      <w:tblPr>
+        <w:tblStyle w:val="TableGrid"/>
+        <w:tblW w:w="9016" w:type="dxa"/>
+        <w:jc w:val="left"/>
+        <w:tblInd w:w="0" w:type="dxa"/>
+        <w:tblLayout w:type="fixed"/>
+        <w:tblCellMar>
+          <w:top w:w="0" w:type="dxa"/>
+          <w:left w:w="108" w:type="dxa"/>
+          <w:bottom w:w="0" w:type="dxa"/>
+          <w:right w:w="108" w:type="dxa"/>
+        </w:tblCellMar>
+        <w:tblLook w:val="04a0" w:noHBand="0" w:noVBand="1" w:firstColumn="1" w:lastRow="0" w:lastColumn="0" w:firstRow="1"/>
+      </w:tblPr>
+      <w:tblGrid>
+        <w:gridCol w:w="9016"/>
+      </w:tblGrid>
+      <w:tr>
+        <w:trPr>
+          <w:trHeight w:val="630" w:hRule="atLeast"/>
+        </w:trPr>
+        <w:tc>
+          <w:tcPr>
+            <w:tcW w:w="9016" w:type="dxa"/>
+            <w:tcBorders/>
+            <w:shd w:color="auto" w:fill="0070C0" w:val="clear"/>
+          </w:tcPr>
+          <w:p>
+            <w:pPr>
+              <w:pStyle w:val="Normal"/>
+              <w:widowControl/>
+              <w:suppressAutoHyphens w:val="true"/>
+              <w:spacing w:lineRule="auto" w:line="276" w:before="120" w:after="120"/>
+              <w:jc w:val="left"/>
+              <w:rPr>
+                <w:rFonts w:cs="Calibri" w:cstheme="minorHAnsi"/>
+                <w:b/>
+                <w:bCs/>
+              </w:rPr>
+            </w:pPr>
+            <w:r>
+              <w:rPr>
+                <w:rFonts w:eastAsia="Calibri" w:cs="Calibri" w:cstheme="minorHAnsi"/>
+                <w:b/>
+                <w:bCs/>
+                <w:color w:themeColor="background1" w:val="FFFFFF"/>
+                <w:kern w:val="0"/>
+                <w:szCs w:val="22"/>
+                <w:lang w:val="en-IE" w:eastAsia="en-US" w:bidi="ar-SA"/>
+              </w:rPr>
               <w:t>What are the possible disadvantages and risks of taking part?</w:t>
             </w:r>
           </w:p>
@@ -1324,80 +1224,54 @@
         <w:pStyle w:val="Normal"/>
         <w:spacing w:before="240" w:after="160"/>
         <w:rPr>
-          <w:rFonts w:cs="Calibri" w:cstheme="minorHAnsi"/>
-          <w:szCs w:val="24"/>
-          <w:u w:val="single"/>
-        </w:rPr>
-      </w:pPr>
-      <w:r>
-        <w:rPr>
-          <w:rFonts w:cs="Calibri" w:cstheme="minorHAnsi"/>
-          <w:szCs w:val="24"/>
-          <w:u w:val="single"/>
-        </w:rPr>
-        <w:t>Guidance:</w:t>
-      </w:r>
-    </w:p>
-    <w:p>
-      <w:pPr>
-        <w:pStyle w:val="Normal"/>
+          <w:i/>
+          <w:i/>
+          <w:iCs/>
+          <w:u w:val="none"/>
+        </w:rPr>
+      </w:pPr>
+      <w:r>
+        <w:rPr>
+          <w:i/>
+          <w:iCs/>
+          <w:u w:val="none"/>
+        </w:rPr>
+        <w:t>All participants in this study are aged 18-24. The majority of these participants will have committed themselves, in some shape or form, to a college degree or career path. Through engaging with the study, you may discover or gain interest in career pathways different from the one you are currently pursuing. This poses potential risks of regret or discomfort with your chosen college degree or career path.</w:t>
+      </w:r>
+    </w:p>
+    <w:p>
+      <w:pPr>
+        <w:pStyle w:val="Normal"/>
+        <w:spacing w:before="240" w:after="160"/>
+        <w:rPr>
+          <w:i/>
+          <w:i/>
+          <w:iCs/>
+          <w:u w:val="none"/>
+        </w:rPr>
+      </w:pPr>
+      <w:r>
+        <w:rPr>
+          <w:i/>
+          <w:iCs/>
+          <w:u w:val="none"/>
+        </w:rPr>
+        <w:t>Choosing a college course is a very complex decision, involving many individual preferences and external influences. The majority of these preferences and influences would not be captured by the AI system. As a result, the recommendations are generated based off a very limited snapshot of you.</w:t>
+      </w:r>
+    </w:p>
+    <w:p>
+      <w:pPr>
+        <w:pStyle w:val="Normal"/>
+        <w:spacing w:before="240" w:after="160"/>
         <w:rPr/>
       </w:pPr>
       <w:r>
-        <w:rPr/>
-        <w:t>Provide a fair and honest evaluation of the possible consequences of key research procedures. Risks, including any discomforts, must be clearly explained.</w:t>
-      </w:r>
-    </w:p>
-    <w:p>
-      <w:pPr>
-        <w:pStyle w:val="Normal"/>
-        <w:rPr>
-          <w:color w:val="0070C0"/>
-          <w:u w:val="single"/>
-        </w:rPr>
-      </w:pPr>
-      <w:r>
-        <w:rPr>
-          <w:color w:val="0070C0"/>
-          <w:u w:val="single"/>
-        </w:rPr>
-        <w:t xml:space="preserve">Sample text: </w:t>
-      </w:r>
-    </w:p>
-    <w:p>
-      <w:pPr>
-        <w:pStyle w:val="Normal"/>
-        <w:rPr>
-          <w:i/>
-          <w:i/>
-          <w:iCs/>
-          <w:color w:val="0070C0"/>
-        </w:rPr>
-      </w:pPr>
-      <w:r>
-        <w:rPr>
-          <w:i/>
-          <w:iCs/>
-          <w:color w:val="0070C0"/>
-        </w:rPr>
-        <w:t xml:space="preserve">We have taken all measures to minimise any risk to you. All information will be treated confidentially. </w:t>
-      </w:r>
-    </w:p>
-    <w:p>
-      <w:pPr>
-        <w:pStyle w:val="Normal"/>
-        <w:rPr>
-          <w:i/>
-          <w:i/>
-          <w:iCs/>
-        </w:rPr>
-      </w:pPr>
-      <w:r>
-        <w:rPr>
-          <w:i/>
-          <w:iCs/>
-        </w:rPr>
-        <w:t>In the event of the interview triggering an emotional event, the interviewer will stop the session and advise you to contact [insert detail].</w:t>
+        <w:rPr>
+          <w:i/>
+          <w:iCs/>
+          <w:u w:val="none"/>
+        </w:rPr>
+        <w:t>We would like to remind you that this study is for research purposes only. The college course recommendations generated by the AI system should not be seen as professional advice. You are encouraged to see a licensed Guidance Counsellor for professional work/study advice.</w:t>
       </w:r>
     </w:p>
     <w:tbl>
@@ -1430,6 +1304,7 @@
             <w:pPr>
               <w:pStyle w:val="Normal"/>
               <w:widowControl/>
+              <w:suppressAutoHyphens w:val="true"/>
               <w:spacing w:lineRule="auto" w:line="276" w:before="120" w:after="120"/>
               <w:jc w:val="left"/>
               <w:rPr>
@@ -1457,295 +1332,37 @@
     <w:p>
       <w:pPr>
         <w:pStyle w:val="Normal"/>
-        <w:spacing w:before="240" w:after="160"/>
+        <w:spacing w:lineRule="auto" w:line="276" w:before="240" w:after="160"/>
+        <w:rPr>
+          <w:i/>
+          <w:i/>
+          <w:iCs/>
+          <w:u w:val="none"/>
+        </w:rPr>
+      </w:pPr>
+      <w:r>
+        <w:rPr>
+          <w:i/>
+          <w:iCs/>
+          <w:u w:val="none"/>
+        </w:rPr>
+        <w:t>All personal data is anonymised. There will be no video or audio recording of the study. As a result, your participation in this study will remain completely confidential.</w:t>
+      </w:r>
+    </w:p>
+    <w:p>
+      <w:pPr>
+        <w:pStyle w:val="Normal"/>
+        <w:spacing w:lineRule="auto" w:line="276"/>
         <w:rPr>
           <w:rFonts w:cs="Calibri" w:cstheme="minorHAnsi"/>
           <w:szCs w:val="24"/>
-          <w:u w:val="single"/>
         </w:rPr>
       </w:pPr>
       <w:r>
         <w:rPr>
           <w:rFonts w:cs="Calibri" w:cstheme="minorHAnsi"/>
           <w:szCs w:val="24"/>
-          <w:u w:val="single"/>
-        </w:rPr>
-        <w:t>Guidance:</w:t>
-      </w:r>
-    </w:p>
-    <w:p>
-      <w:pPr>
-        <w:pStyle w:val="Normal"/>
-        <w:spacing w:lineRule="auto" w:line="276"/>
-        <w:rPr>
-          <w:rFonts w:cs="Calibri" w:cstheme="minorHAnsi"/>
-          <w:szCs w:val="24"/>
-        </w:rPr>
-      </w:pPr>
-      <w:r>
-        <w:rPr>
-          <w:rFonts w:cs="Calibri" w:cstheme="minorHAnsi"/>
-          <w:szCs w:val="24"/>
-        </w:rPr>
-        <w:t xml:space="preserve">Explain that the interview will be recorded (audio or video) if applicable and outline the arrangements for storing the research data - e.g. where data will be stored, for how long, security arrangements in place, who will have access to the data etc. </w:t>
-      </w:r>
-    </w:p>
-    <w:p>
-      <w:pPr>
-        <w:pStyle w:val="Normal"/>
-        <w:spacing w:lineRule="auto" w:line="276"/>
-        <w:rPr>
-          <w:rFonts w:cs="Calibri" w:cstheme="minorHAnsi"/>
-          <w:szCs w:val="24"/>
-        </w:rPr>
-      </w:pPr>
-      <w:r>
-        <w:rPr>
-          <w:rFonts w:cs="Calibri" w:cstheme="minorHAnsi"/>
-          <w:szCs w:val="24"/>
-        </w:rPr>
-        <w:t>Provide details on how participants identity will be kept confidential in any analysis, publication and presentation of resulting data and findings.</w:t>
-      </w:r>
-    </w:p>
-    <w:p>
-      <w:pPr>
-        <w:pStyle w:val="Normal"/>
-        <w:spacing w:lineRule="auto" w:line="276"/>
-        <w:rPr>
-          <w:rFonts w:cs="Calibri" w:cstheme="minorHAnsi"/>
-          <w:color w:val="0070C0"/>
-          <w:szCs w:val="24"/>
-          <w:u w:val="single"/>
-        </w:rPr>
-      </w:pPr>
-      <w:r>
-        <w:rPr>
-          <w:rFonts w:cs="Calibri" w:cstheme="minorHAnsi"/>
-          <w:color w:val="0070C0"/>
-          <w:szCs w:val="24"/>
-          <w:u w:val="single"/>
-        </w:rPr>
-        <w:t xml:space="preserve">Sample text: </w:t>
-      </w:r>
-    </w:p>
-    <w:p>
-      <w:pPr>
-        <w:pStyle w:val="Normal"/>
-        <w:spacing w:lineRule="auto" w:line="276"/>
-        <w:rPr>
-          <w:rFonts w:cs="Calibri" w:cstheme="minorHAnsi"/>
-          <w:i/>
-          <w:i/>
-          <w:iCs/>
-          <w:color w:val="0070C0"/>
-          <w:szCs w:val="24"/>
-        </w:rPr>
-      </w:pPr>
-      <w:r>
-        <w:rPr>
-          <w:rFonts w:cs="Calibri" w:cstheme="minorHAnsi"/>
-          <w:i/>
-          <w:iCs/>
-          <w:color w:val="0070C0"/>
-          <w:szCs w:val="24"/>
-        </w:rPr>
-        <w:t xml:space="preserve">Your privacy is important to us. Your personal information will be stored securely in [insert detail] in Trinity College Dublin for up to [insert detail] years. </w:t>
-      </w:r>
-    </w:p>
-    <w:p>
-      <w:pPr>
-        <w:pStyle w:val="Normal"/>
-        <w:spacing w:lineRule="auto" w:line="276"/>
-        <w:rPr>
-          <w:rFonts w:cs="Calibri" w:cstheme="minorHAnsi"/>
-          <w:i/>
-          <w:i/>
-          <w:iCs/>
-          <w:color w:val="0070C0"/>
-          <w:szCs w:val="24"/>
-        </w:rPr>
-      </w:pPr>
-      <w:r>
-        <w:rPr>
-          <w:rFonts w:cs="Calibri" w:cstheme="minorHAnsi"/>
-          <w:i/>
-          <w:iCs/>
-          <w:color w:val="0070C0"/>
-          <w:szCs w:val="24"/>
-        </w:rPr>
-        <w:t xml:space="preserve">Any information that leaves Trinity will have the name removed so that your identity remains confidential.  </w:t>
-      </w:r>
-    </w:p>
-    <w:p>
-      <w:pPr>
-        <w:pStyle w:val="Normal"/>
-        <w:spacing w:lineRule="auto" w:line="276"/>
-        <w:rPr>
-          <w:rFonts w:cs="Calibri" w:cstheme="minorHAnsi"/>
-          <w:i/>
-          <w:i/>
-          <w:iCs/>
-          <w:color w:val="0070C0"/>
-          <w:szCs w:val="24"/>
-        </w:rPr>
-      </w:pPr>
-      <w:r>
-        <w:rPr>
-          <w:rFonts w:cs="Calibri" w:cstheme="minorHAnsi"/>
-          <w:i/>
-          <w:iCs/>
-          <w:color w:val="0070C0"/>
-          <w:szCs w:val="24"/>
-        </w:rPr>
-        <w:t xml:space="preserve">We will never share your audio or video files with any third parties. </w:t>
-      </w:r>
-    </w:p>
-    <w:p>
-      <w:pPr>
-        <w:pStyle w:val="Normal"/>
-        <w:spacing w:lineRule="auto" w:line="276"/>
-        <w:rPr>
-          <w:rFonts w:cs="Calibri" w:cstheme="minorHAnsi"/>
-          <w:i/>
-          <w:i/>
-          <w:iCs/>
-          <w:color w:val="0070C0"/>
-          <w:szCs w:val="24"/>
-        </w:rPr>
-      </w:pPr>
-      <w:r>
-        <w:rPr>
-          <w:rFonts w:cs="Calibri" w:cstheme="minorHAnsi"/>
-          <w:i/>
-          <w:iCs/>
-          <w:color w:val="0070C0"/>
-          <w:szCs w:val="24"/>
-        </w:rPr>
-        <w:t>Anonymised, aggregated data may be shared with the scientific community and industry.</w:t>
-      </w:r>
-    </w:p>
-    <w:p>
-      <w:pPr>
-        <w:pStyle w:val="Normal"/>
-        <w:spacing w:lineRule="auto" w:line="276"/>
-        <w:rPr>
-          <w:rFonts w:cs="Calibri" w:cstheme="minorHAnsi"/>
-          <w:szCs w:val="24"/>
-        </w:rPr>
-      </w:pPr>
-      <w:r>
-        <w:rPr>
-          <w:rFonts w:cs="Calibri" w:cstheme="minorHAnsi"/>
-          <w:szCs w:val="24"/>
-        </w:rPr>
-        <w:t>For students undertaking Masters programmes who have no intention of subsequently publishing their research, the relevant paragraph should read:</w:t>
-      </w:r>
-    </w:p>
-    <w:p>
-      <w:pPr>
-        <w:pStyle w:val="Normal"/>
-        <w:spacing w:lineRule="auto" w:line="276"/>
-        <w:rPr>
-          <w:rFonts w:cs="Calibri" w:cstheme="minorHAnsi"/>
-          <w:color w:val="0070C0"/>
-          <w:szCs w:val="24"/>
-          <w:u w:val="single"/>
-        </w:rPr>
-      </w:pPr>
-      <w:r>
-        <w:rPr>
-          <w:rFonts w:cs="Calibri" w:cstheme="minorHAnsi"/>
-          <w:color w:val="0070C0"/>
-          <w:szCs w:val="24"/>
-          <w:u w:val="single"/>
-        </w:rPr>
-        <w:t>Sample text:</w:t>
-      </w:r>
-    </w:p>
-    <w:p>
-      <w:pPr>
-        <w:pStyle w:val="Normal"/>
-        <w:spacing w:lineRule="auto" w:line="276"/>
-        <w:rPr>
-          <w:rFonts w:cs="Calibri" w:cstheme="minorHAnsi"/>
-          <w:i/>
-          <w:i/>
-          <w:iCs/>
-          <w:color w:val="0070C0"/>
-          <w:szCs w:val="24"/>
-        </w:rPr>
-      </w:pPr>
-      <w:r>
-        <w:rPr>
-          <w:rFonts w:cs="Calibri" w:cstheme="minorHAnsi"/>
-          <w:i/>
-          <w:iCs/>
-          <w:color w:val="0070C0"/>
-          <w:szCs w:val="24"/>
-        </w:rPr>
-        <w:t>Original audio recordings will be retained in [specify location, security arrangements and who has access to data] until after my degree has been conferred. A transcript of interviews in which all identifying information has been removed will be retained for a further two years after this.</w:t>
-      </w:r>
-    </w:p>
-    <w:p>
-      <w:pPr>
-        <w:pStyle w:val="Normal"/>
-        <w:spacing w:lineRule="auto" w:line="276"/>
-        <w:rPr>
-          <w:rFonts w:cs="Calibri" w:cstheme="minorHAnsi"/>
-          <w:szCs w:val="24"/>
-        </w:rPr>
-      </w:pPr>
-      <w:r>
-        <w:rPr>
-          <w:rFonts w:cs="Calibri" w:cstheme="minorHAnsi"/>
-          <w:szCs w:val="24"/>
-        </w:rPr>
-        <w:t>Include cautions about inadvertent discovery of illicit activities ((e.g. physical, emotional or sexual abuse, concerns for child protection, rape, self-harm, suicidal intent or criminal activity.</w:t>
-      </w:r>
-    </w:p>
-    <w:p>
-      <w:pPr>
-        <w:pStyle w:val="Normal"/>
-        <w:spacing w:lineRule="auto" w:line="276"/>
-        <w:rPr>
-          <w:rFonts w:cs="Calibri" w:cstheme="minorHAnsi"/>
-          <w:color w:val="0070C0"/>
-          <w:szCs w:val="24"/>
-          <w:u w:val="single"/>
-        </w:rPr>
-      </w:pPr>
-      <w:r>
-        <w:rPr>
-          <w:rFonts w:cs="Calibri" w:cstheme="minorHAnsi"/>
-          <w:color w:val="0070C0"/>
-          <w:szCs w:val="24"/>
-          <w:u w:val="single"/>
-        </w:rPr>
-        <w:t xml:space="preserve">Sample text: </w:t>
-      </w:r>
-    </w:p>
-    <w:p>
-      <w:pPr>
-        <w:pStyle w:val="Normal"/>
-        <w:spacing w:lineRule="auto" w:line="276"/>
-        <w:rPr>
-          <w:rFonts w:cs="Calibri" w:cstheme="minorHAnsi"/>
-          <w:i/>
-          <w:i/>
-          <w:iCs/>
-          <w:color w:val="0070C0"/>
-          <w:szCs w:val="24"/>
-        </w:rPr>
-      </w:pPr>
-      <w:r>
-        <w:rPr>
-          <w:rFonts w:cs="Calibri" w:cstheme="minorHAnsi"/>
-          <w:i/>
-          <w:iCs/>
-          <w:color w:val="0070C0"/>
-          <w:szCs w:val="24"/>
-        </w:rPr>
-        <w:t>Please note that by law we are obliged to report any inadvertent discovery relating to [insert detail] as required under [insert detail of policy, legislation, code of ethics etc.].</w:t>
+        </w:rPr>
       </w:r>
     </w:p>
     <w:tbl>
@@ -1778,6 +1395,7 @@
             <w:pPr>
               <w:pStyle w:val="Normal"/>
               <w:widowControl/>
+              <w:suppressAutoHyphens w:val="true"/>
               <w:spacing w:lineRule="auto" w:line="276" w:before="120" w:after="120"/>
               <w:jc w:val="left"/>
               <w:rPr>
@@ -1805,35 +1423,22 @@
     <w:p>
       <w:pPr>
         <w:pStyle w:val="Normal"/>
-        <w:spacing w:before="240" w:after="160"/>
-        <w:rPr>
-          <w:rFonts w:cs="Calibri" w:cstheme="minorHAnsi"/>
-          <w:szCs w:val="24"/>
-          <w:u w:val="single"/>
-        </w:rPr>
-      </w:pPr>
-      <w:r>
-        <w:rPr>
-          <w:rFonts w:cs="Calibri" w:cstheme="minorHAnsi"/>
-          <w:szCs w:val="24"/>
-          <w:u w:val="single"/>
-        </w:rPr>
-        <w:t>Guidance:</w:t>
-      </w:r>
-    </w:p>
-    <w:p>
-      <w:pPr>
-        <w:pStyle w:val="Normal"/>
         <w:spacing w:lineRule="auto" w:line="276"/>
         <w:rPr>
-          <w:szCs w:val="24"/>
-        </w:rPr>
-      </w:pPr>
-      <w:r>
-        <w:rPr>
-          <w:szCs w:val="24"/>
-        </w:rPr>
-        <w:t>Outline fully and realistically your plans for the dissemination of the research including conferences, publications and teaching use. If your plans for the research only consist in submitting your dissertation then simply state this.</w:t>
+          <w:i/>
+          <w:i/>
+          <w:iCs/>
+          <w:color w:val="0070C0"/>
+          <w:szCs w:val="24"/>
+        </w:rPr>
+      </w:pPr>
+      <w:r>
+        <w:rPr>
+          <w:i/>
+          <w:iCs/>
+          <w:color w:val="0070C0"/>
+          <w:szCs w:val="24"/>
+        </w:rPr>
       </w:r>
     </w:p>
     <w:p>
@@ -1841,18 +1446,43 @@
         <w:pStyle w:val="Normal"/>
         <w:spacing w:lineRule="auto" w:line="276"/>
         <w:rPr>
+          <w:i/>
+          <w:i/>
+          <w:iCs/>
           <w:color w:val="0070C0"/>
           <w:szCs w:val="24"/>
-          <w:u w:val="single"/>
-        </w:rPr>
-      </w:pPr>
-      <w:r>
-        <w:rPr>
+        </w:rPr>
+      </w:pPr>
+      <w:r>
+        <w:rPr>
+          <w:i/>
+          <w:iCs/>
+          <w:color w:val="000000"/>
+          <w:szCs w:val="24"/>
+        </w:rPr>
+        <w:t>After the AI system generates a list of college courses, we will ask you to evaluate the recommendations, giving a thumbs up/down response to each recommendation. This data will be used to evaluate the user satisfaction with the AI system.</w:t>
+      </w:r>
+    </w:p>
+    <w:p>
+      <w:pPr>
+        <w:pStyle w:val="Normal"/>
+        <w:spacing w:lineRule="auto" w:line="276"/>
+        <w:rPr>
+          <w:i/>
+          <w:i/>
+          <w:iCs/>
           <w:color w:val="0070C0"/>
           <w:szCs w:val="24"/>
-          <w:u w:val="single"/>
-        </w:rPr>
-        <w:t xml:space="preserve">Sample text: </w:t>
+        </w:rPr>
+      </w:pPr>
+      <w:r>
+        <w:rPr>
+          <w:i/>
+          <w:iCs/>
+          <w:color w:val="000000"/>
+          <w:szCs w:val="24"/>
+        </w:rPr>
+        <w:t>These evaluation results will be written in the Masters dissertation this study is a part of. All data that will be documented in this dissertation will be anonymised and your identity will remain completely confidential.</w:t>
       </w:r>
     </w:p>
     <w:p>
@@ -1874,7 +1504,6 @@
           <w:color w:val="0070C0"/>
           <w:szCs w:val="24"/>
         </w:rPr>
-        <w:t>The information from this study may be published in scientific papers and on public registries. If this is the case, your identity will remain confidential and no one will know that you took part in the study.</w:t>
       </w:r>
     </w:p>
     <w:tbl>
@@ -1907,6 +1536,7 @@
             <w:pPr>
               <w:pStyle w:val="Normal"/>
               <w:widowControl/>
+              <w:suppressAutoHyphens w:val="true"/>
               <w:spacing w:lineRule="auto" w:line="276" w:before="120" w:after="120"/>
               <w:jc w:val="left"/>
               <w:rPr>
@@ -1934,56 +1564,22 @@
     <w:p>
       <w:pPr>
         <w:pStyle w:val="Normal"/>
-        <w:spacing w:before="240" w:after="160"/>
-        <w:rPr>
-          <w:rFonts w:cs="Calibri" w:cstheme="minorHAnsi"/>
-          <w:szCs w:val="24"/>
-          <w:u w:val="single"/>
-        </w:rPr>
-      </w:pPr>
-      <w:r>
-        <w:rPr>
-          <w:rFonts w:cs="Calibri" w:cstheme="minorHAnsi"/>
-          <w:szCs w:val="24"/>
-          <w:u w:val="single"/>
-        </w:rPr>
-        <w:t>Guidance:</w:t>
-      </w:r>
-    </w:p>
-    <w:p>
-      <w:pPr>
-        <w:pStyle w:val="Normal"/>
-        <w:spacing w:before="240" w:after="160"/>
-        <w:rPr>
-          <w:rFonts w:cs="Calibri" w:cstheme="minorHAnsi"/>
-          <w:szCs w:val="24"/>
-        </w:rPr>
-      </w:pPr>
-      <w:r>
-        <w:rPr>
-          <w:rFonts w:cs="Calibri" w:cstheme="minorHAnsi"/>
-          <w:szCs w:val="24"/>
-        </w:rPr>
-        <w:t>Provide detail of support and assistance available to participants.</w:t>
-      </w:r>
-    </w:p>
-    <w:p>
-      <w:pPr>
-        <w:pStyle w:val="Normal"/>
-        <w:spacing w:lineRule="auto" w:line="276" w:before="240" w:after="160"/>
-        <w:rPr>
+        <w:spacing w:lineRule="auto" w:line="276"/>
+        <w:rPr>
+          <w:i/>
+          <w:i/>
+          <w:iCs/>
           <w:color w:val="0070C0"/>
           <w:szCs w:val="24"/>
-          <w:u w:val="single"/>
-        </w:rPr>
-      </w:pPr>
-      <w:r>
-        <w:rPr>
+        </w:rPr>
+      </w:pPr>
+      <w:r>
+        <w:rPr>
+          <w:i/>
+          <w:iCs/>
           <w:color w:val="0070C0"/>
           <w:szCs w:val="24"/>
-          <w:u w:val="single"/>
-        </w:rPr>
-        <w:t xml:space="preserve">Sample text: </w:t>
+        </w:rPr>
       </w:r>
     </w:p>
     <w:p>
@@ -1991,18 +1587,14 @@
         <w:pStyle w:val="Normal"/>
         <w:spacing w:lineRule="auto" w:line="276"/>
         <w:rPr>
-          <w:i/>
-          <w:i/>
-          <w:iCs/>
-          <w:color w:val="0070C0"/>
-          <w:szCs w:val="24"/>
-        </w:rPr>
-      </w:pPr>
-      <w:r>
-        <w:rPr>
-          <w:i/>
-          <w:iCs/>
-          <w:color w:val="0070C0"/>
+          <w:color w:val="000000"/>
+        </w:rPr>
+      </w:pPr>
+      <w:r>
+        <w:rPr>
+          <w:i/>
+          <w:iCs/>
+          <w:color w:val="000000"/>
           <w:szCs w:val="24"/>
         </w:rPr>
         <w:t>If you have any questions or concerns regarding your participation in the study please ask the researcher that gave you this information leaflet for further information. They will be happy to answer any questions that you may have.</w:t>
@@ -2013,11 +1605,13 @@
         <w:pStyle w:val="Normal"/>
         <w:spacing w:lineRule="auto" w:line="276"/>
         <w:rPr>
-          <w:szCs w:val="24"/>
-        </w:rPr>
-      </w:pPr>
-      <w:r>
-        <w:rPr>
+          <w:color w:val="000000"/>
+          <w:szCs w:val="24"/>
+        </w:rPr>
+      </w:pPr>
+      <w:r>
+        <w:rPr>
+          <w:color w:val="000000"/>
           <w:szCs w:val="24"/>
         </w:rPr>
       </w:r>
@@ -2027,23 +1621,39 @@
         <w:pStyle w:val="Heading1"/>
         <w:spacing w:lineRule="auto" w:line="276"/>
         <w:rPr>
-          <w:i/>
-          <w:i/>
-          <w:iCs/>
-          <w:color w:val="0070C0"/>
+          <w:color w:val="000000"/>
+        </w:rPr>
+      </w:pPr>
+      <w:r>
+        <w:rPr>
+          <w:i/>
+          <w:iCs/>
+          <w:color w:val="000000"/>
           <w:sz w:val="24"/>
           <w:szCs w:val="24"/>
         </w:rPr>
-      </w:pPr>
-      <w:r>
-        <w:rPr>
-          <w:i/>
-          <w:iCs/>
-          <w:color w:val="0070C0"/>
+        <w:t>THANK YOU</w:t>
+      </w:r>
+    </w:p>
+    <w:p>
+      <w:pPr>
+        <w:pStyle w:val="Normal"/>
+        <w:spacing w:lineRule="auto" w:line="276"/>
+        <w:rPr>
+          <w:i/>
+          <w:i/>
+          <w:iCs/>
           <w:sz w:val="24"/>
           <w:szCs w:val="24"/>
         </w:rPr>
-        <w:t>THANK YOU</w:t>
+      </w:pPr>
+      <w:r>
+        <w:rPr>
+          <w:i/>
+          <w:iCs/>
+          <w:sz w:val="24"/>
+          <w:szCs w:val="24"/>
+        </w:rPr>
       </w:r>
     </w:p>
     <w:p>
@@ -2051,11 +1661,13 @@
         <w:pStyle w:val="Normal"/>
         <w:spacing w:lineRule="auto" w:line="276"/>
         <w:rPr>
-          <w:szCs w:val="24"/>
-        </w:rPr>
-      </w:pPr>
-      <w:r>
-        <w:rPr>
+          <w:color w:val="000000"/>
+          <w:szCs w:val="24"/>
+        </w:rPr>
+      </w:pPr>
+      <w:r>
+        <w:rPr>
+          <w:color w:val="000000"/>
           <w:szCs w:val="24"/>
         </w:rPr>
       </w:r>
@@ -2066,20 +1678,27 @@
         <w:spacing w:lineRule="auto" w:line="276"/>
         <w:jc w:val="center"/>
         <w:rPr>
-          <w:b/>
-          <w:bCs/>
-          <w:color w:val="FF0000"/>
-          <w:szCs w:val="24"/>
-        </w:rPr>
-      </w:pPr>
-      <w:r>
-        <w:rPr>
-          <w:b/>
-          <w:bCs/>
-          <w:color w:val="FF0000"/>
-          <w:szCs w:val="24"/>
-        </w:rPr>
-        <w:t>The Information Leaflet should be dated and given a version number</w:t>
+          <w:color w:val="000000"/>
+        </w:rPr>
+      </w:pPr>
+      <w:r>
+        <w:rPr>
+          <w:color w:val="000000"/>
+        </w:rPr>
+        <w:t>Participant Information Leaflet, Version 1.0. Drafted 28</w:t>
+      </w:r>
+      <w:r>
+        <w:rPr>
+          <w:color w:val="000000"/>
+          <w:vertAlign w:val="superscript"/>
+        </w:rPr>
+        <w:t>th</w:t>
+      </w:r>
+      <w:r>
+        <w:rPr>
+          <w:color w:val="000000"/>
+        </w:rPr>
+        <w:t xml:space="preserve"> November 2025.</w:t>
       </w:r>
     </w:p>
     <w:p>
@@ -2156,7 +1775,6 @@
           <w:color w:val="FF0000"/>
           <w:szCs w:val="24"/>
         </w:rPr>
-        <w:t>This should be included at the end of the Information Leaflet</w:t>
       </w:r>
     </w:p>
     <w:tbl>
@@ -2164,7 +1782,7 @@
         <w:tblpPr w:vertAnchor="text" w:horzAnchor="margin" w:leftFromText="180" w:rightFromText="180" w:tblpX="-181" w:tblpY="428"/>
         <w:tblW w:w="9248" w:type="dxa"/>
         <w:jc w:val="left"/>
-        <w:tblInd w:w="-5" w:type="dxa"/>
+        <w:tblInd w:w="108" w:type="dxa"/>
         <w:tblLayout w:type="fixed"/>
         <w:tblCellMar>
           <w:top w:w="0" w:type="dxa"/>
@@ -2236,7 +1854,7 @@
                 <w:szCs w:val="24"/>
                 <w:lang w:eastAsia="en-IE"/>
               </w:rPr>
-              <w:t xml:space="preserve">Trinity College Dublin </w:t>
+              <w:t>Trinity College Dublin</w:t>
             </w:r>
           </w:p>
         </w:tc>
@@ -2316,7 +1934,7 @@
                 <w:szCs w:val="24"/>
                 <w:lang w:eastAsia="en-IE"/>
               </w:rPr>
-              <w:t xml:space="preserve">Secretary’s Office </w:t>
+              <w:t>Secretary’s Office</w:t>
             </w:r>
           </w:p>
           <w:p>
@@ -2396,13 +2014,6 @@
                 <w:t>dataprotection@tcd.ie</w:t>
               </w:r>
             </w:hyperlink>
-            <w:r>
-              <w:rPr>
-                <w:szCs w:val="24"/>
-                <w:lang w:eastAsia="en-IE"/>
-              </w:rPr>
-              <w:t xml:space="preserve"> </w:t>
-            </w:r>
           </w:p>
           <w:p>
             <w:pPr>
@@ -2430,13 +2041,6 @@
                 <w:t>www.tcd.ie/privacy</w:t>
               </w:r>
             </w:hyperlink>
-            <w:r>
-              <w:rPr>
-                <w:szCs w:val="24"/>
-                <w:lang w:eastAsia="en-IE"/>
-              </w:rPr>
-              <w:t xml:space="preserve"> </w:t>
-            </w:r>
           </w:p>
         </w:tc>
       </w:tr>
@@ -2489,6 +2093,7 @@
             <w:pPr>
               <w:pStyle w:val="Normal"/>
               <w:widowControl/>
+              <w:suppressAutoHyphens w:val="true"/>
               <w:spacing w:lineRule="auto" w:line="276" w:before="120" w:after="120"/>
               <w:jc w:val="left"/>
               <w:rPr>
@@ -2516,55 +2121,35 @@
     <w:p>
       <w:pPr>
         <w:pStyle w:val="Normal"/>
-        <w:spacing w:lineRule="auto" w:line="276" w:before="240" w:after="160"/>
-        <w:rPr>
+        <w:rPr>
+          <w:i/>
+          <w:i/>
+          <w:iCs/>
           <w:color w:val="0070C0"/>
-          <w:szCs w:val="24"/>
-          <w:u w:val="single"/>
-        </w:rPr>
-      </w:pPr>
-      <w:r>
-        <w:rPr>
+        </w:rPr>
+      </w:pPr>
+      <w:r>
+        <w:rPr>
+          <w:i/>
+          <w:iCs/>
           <w:color w:val="0070C0"/>
-          <w:szCs w:val="24"/>
-          <w:u w:val="single"/>
-        </w:rPr>
-        <w:t xml:space="preserve">Sample text: </w:t>
-      </w:r>
-    </w:p>
-    <w:p>
-      <w:pPr>
-        <w:pStyle w:val="Normal"/>
-        <w:rPr>
-          <w:i/>
-          <w:i/>
-          <w:iCs/>
-          <w:color w:val="0070C0"/>
-        </w:rPr>
-      </w:pPr>
-      <w:r>
-        <w:rPr>
-          <w:i/>
-          <w:iCs/>
-          <w:color w:val="0070C0"/>
-        </w:rPr>
-        <w:t xml:space="preserve">Information will only be used for this research study which aims to develop, improve [insert detail]. The legal basis for processing your personal data is Article 6(1)(e) of the EU General Data Protection Regulation (GDPR). The legal basis for processing your sensitive personal data </w:t>
-      </w:r>
-      <w:r>
-        <w:rPr>
-          <w:i/>
-          <w:iCs/>
-          <w:color w:val="FF0000"/>
-        </w:rPr>
-        <w:t>(if relevant to the study)</w:t>
-      </w:r>
-      <w:r>
-        <w:rPr>
-          <w:i/>
-          <w:iCs/>
-          <w:color w:val="0070C0"/>
-        </w:rPr>
-        <w:t xml:space="preserve"> is Article 9(2)(j) GDPR.</w:t>
+        </w:rPr>
+      </w:r>
+    </w:p>
+    <w:p>
+      <w:pPr>
+        <w:pStyle w:val="Normal"/>
+        <w:rPr>
+          <w:color w:val="000000"/>
+        </w:rPr>
+      </w:pPr>
+      <w:r>
+        <w:rPr>
+          <w:i/>
+          <w:iCs/>
+          <w:color w:val="000000"/>
+        </w:rPr>
+        <w:t>Information will only be used for this research study which aims to develop an AI system to recommend suitable college courses. The legal basis for processing your personal data is Article 6(1)(e) of the EU General Data Protection Regulation (GDPR).</w:t>
       </w:r>
     </w:p>
     <w:tbl>
@@ -2597,6 +2182,7 @@
             <w:pPr>
               <w:pStyle w:val="Normal"/>
               <w:widowControl/>
+              <w:suppressAutoHyphens w:val="true"/>
               <w:spacing w:lineRule="auto" w:line="276" w:before="120" w:after="120"/>
               <w:jc w:val="left"/>
               <w:rPr>
@@ -2624,37 +2210,33 @@
     <w:p>
       <w:pPr>
         <w:pStyle w:val="Normal"/>
-        <w:spacing w:lineRule="auto" w:line="276" w:before="240" w:after="160"/>
-        <w:rPr>
+        <w:rPr>
+          <w:i/>
+          <w:i/>
+          <w:iCs/>
           <w:color w:val="0070C0"/>
-          <w:szCs w:val="24"/>
-          <w:u w:val="single"/>
-        </w:rPr>
-      </w:pPr>
-      <w:r>
-        <w:rPr>
+        </w:rPr>
+      </w:pPr>
+      <w:r>
+        <w:rPr>
+          <w:i/>
+          <w:iCs/>
           <w:color w:val="0070C0"/>
-          <w:szCs w:val="24"/>
-          <w:u w:val="single"/>
-        </w:rPr>
-        <w:t xml:space="preserve">Sample text: </w:t>
-      </w:r>
-    </w:p>
-    <w:p>
-      <w:pPr>
-        <w:pStyle w:val="Normal"/>
-        <w:rPr>
-          <w:i/>
-          <w:i/>
-          <w:iCs/>
-          <w:color w:val="0070C0"/>
-        </w:rPr>
-      </w:pPr>
-      <w:r>
-        <w:rPr>
-          <w:i/>
-          <w:iCs/>
-          <w:color w:val="0070C0"/>
+        </w:rPr>
+      </w:r>
+    </w:p>
+    <w:p>
+      <w:pPr>
+        <w:pStyle w:val="Normal"/>
+        <w:rPr>
+          <w:color w:val="000000"/>
+        </w:rPr>
+      </w:pPr>
+      <w:r>
+        <w:rPr>
+          <w:i/>
+          <w:iCs/>
+          <w:color w:val="000000"/>
         </w:rPr>
         <w:t>You are entitled to request any of the rights below unless it would make it impossible or very difficult to carry out the research study:</w:t>
       </w:r>
@@ -2667,19 +2249,14 @@
           <w:numId w:val="1"/>
         </w:numPr>
         <w:rPr>
-          <w:i/>
-          <w:i/>
-          <w:iCs/>
-          <w:color w:val="0070C0"/>
-          <w:sz w:val="24"/>
-          <w:szCs w:val="24"/>
-        </w:rPr>
-      </w:pPr>
-      <w:r>
-        <w:rPr>
-          <w:i/>
-          <w:iCs/>
-          <w:color w:val="0070C0"/>
+          <w:color w:val="000000"/>
+        </w:rPr>
+      </w:pPr>
+      <w:r>
+        <w:rPr>
+          <w:i/>
+          <w:iCs/>
+          <w:color w:val="000000"/>
           <w:sz w:val="24"/>
           <w:szCs w:val="24"/>
         </w:rPr>
@@ -2694,19 +2271,14 @@
           <w:numId w:val="1"/>
         </w:numPr>
         <w:rPr>
-          <w:i/>
-          <w:i/>
-          <w:iCs/>
-          <w:color w:val="0070C0"/>
-          <w:sz w:val="24"/>
-          <w:szCs w:val="24"/>
-        </w:rPr>
-      </w:pPr>
-      <w:r>
-        <w:rPr>
-          <w:i/>
-          <w:iCs/>
-          <w:color w:val="0070C0"/>
+          <w:color w:val="000000"/>
+        </w:rPr>
+      </w:pPr>
+      <w:r>
+        <w:rPr>
+          <w:i/>
+          <w:iCs/>
+          <w:color w:val="000000"/>
           <w:sz w:val="24"/>
           <w:szCs w:val="24"/>
         </w:rPr>
@@ -2721,19 +2293,14 @@
           <w:numId w:val="1"/>
         </w:numPr>
         <w:rPr>
-          <w:i/>
-          <w:i/>
-          <w:iCs/>
-          <w:color w:val="0070C0"/>
-          <w:sz w:val="24"/>
-          <w:szCs w:val="24"/>
-        </w:rPr>
-      </w:pPr>
-      <w:r>
-        <w:rPr>
-          <w:i/>
-          <w:iCs/>
-          <w:color w:val="0070C0"/>
+          <w:color w:val="000000"/>
+        </w:rPr>
+      </w:pPr>
+      <w:r>
+        <w:rPr>
+          <w:i/>
+          <w:iCs/>
+          <w:color w:val="000000"/>
           <w:sz w:val="24"/>
           <w:szCs w:val="24"/>
         </w:rPr>
@@ -2748,19 +2315,14 @@
           <w:numId w:val="1"/>
         </w:numPr>
         <w:rPr>
-          <w:i/>
-          <w:i/>
-          <w:iCs/>
-          <w:color w:val="0070C0"/>
-          <w:sz w:val="24"/>
-          <w:szCs w:val="24"/>
-        </w:rPr>
-      </w:pPr>
-      <w:r>
-        <w:rPr>
-          <w:i/>
-          <w:iCs/>
-          <w:color w:val="0070C0"/>
+          <w:color w:val="000000"/>
+        </w:rPr>
+      </w:pPr>
+      <w:r>
+        <w:rPr>
+          <w:i/>
+          <w:iCs/>
+          <w:color w:val="000000"/>
           <w:sz w:val="24"/>
           <w:szCs w:val="24"/>
         </w:rPr>
@@ -2775,22 +2337,17 @@
           <w:numId w:val="1"/>
         </w:numPr>
         <w:rPr>
-          <w:i/>
-          <w:i/>
-          <w:iCs/>
-          <w:color w:val="0070C0"/>
+          <w:color w:val="000000"/>
+        </w:rPr>
+      </w:pPr>
+      <w:r>
+        <w:rPr>
+          <w:i/>
+          <w:iCs/>
+          <w:color w:val="000000"/>
           <w:sz w:val="24"/>
           <w:szCs w:val="24"/>
         </w:rPr>
-      </w:pPr>
-      <w:r>
-        <w:rPr>
-          <w:i/>
-          <w:iCs/>
-          <w:color w:val="0070C0"/>
-          <w:sz w:val="24"/>
-          <w:szCs w:val="24"/>
-        </w:rPr>
         <w:t>The right to ask us to delete your personal data.</w:t>
       </w:r>
     </w:p>
@@ -2798,17 +2355,14 @@
       <w:pPr>
         <w:pStyle w:val="Normal"/>
         <w:rPr>
-          <w:i/>
-          <w:i/>
-          <w:iCs/>
-          <w:color w:val="0070C0"/>
-        </w:rPr>
-      </w:pPr>
-      <w:r>
-        <w:rPr>
-          <w:i/>
-          <w:iCs/>
-          <w:color w:val="0070C0"/>
+          <w:color w:val="000000"/>
+        </w:rPr>
+      </w:pPr>
+      <w:r>
+        <w:rPr>
+          <w:i/>
+          <w:iCs/>
+          <w:color w:val="000000"/>
         </w:rPr>
         <w:t>You are entitled to object to any further processing of the information we hold about you (except where it is de-identified).</w:t>
       </w:r>
@@ -2817,17 +2371,14 @@
       <w:pPr>
         <w:pStyle w:val="Normal"/>
         <w:rPr>
-          <w:i/>
-          <w:i/>
-          <w:iCs/>
-          <w:color w:val="0070C0"/>
-        </w:rPr>
-      </w:pPr>
-      <w:r>
-        <w:rPr>
-          <w:i/>
-          <w:iCs/>
-          <w:color w:val="0070C0"/>
+          <w:color w:val="000000"/>
+        </w:rPr>
+      </w:pPr>
+      <w:r>
+        <w:rPr>
+          <w:i/>
+          <w:iCs/>
+          <w:color w:val="000000"/>
         </w:rPr>
         <w:t>You can exercise these rights or learn more about data protection in relation to this study by contacting the PI at [insert detail] or the Trinity College Data Protection Officer (contact details above).</w:t>
       </w:r>
@@ -2836,17 +2387,14 @@
       <w:pPr>
         <w:pStyle w:val="Normal"/>
         <w:rPr>
-          <w:i/>
-          <w:i/>
-          <w:iCs/>
-          <w:color w:val="0070C0"/>
-        </w:rPr>
-      </w:pPr>
-      <w:r>
-        <w:rPr>
-          <w:i/>
-          <w:iCs/>
-          <w:color w:val="0070C0"/>
+          <w:color w:val="000000"/>
+        </w:rPr>
+      </w:pPr>
+      <w:r>
+        <w:rPr>
+          <w:i/>
+          <w:iCs/>
+          <w:color w:val="000000"/>
         </w:rPr>
         <w:t>Please note that these rights relate to data which could identify you (personal data). If your data has been anonymised, we will not be able to access or delete it as we will have no way of being able to link the data to you.</w:t>
       </w:r>
@@ -2854,18 +2402,13 @@
     <w:p>
       <w:pPr>
         <w:pStyle w:val="Normal"/>
-        <w:rPr>
-          <w:i/>
-          <w:i/>
-          <w:iCs/>
-          <w:color w:val="0070C0"/>
-        </w:rPr>
-      </w:pPr>
-      <w:r>
-        <w:rPr>
-          <w:i/>
-          <w:iCs/>
-          <w:color w:val="0070C0"/>
+        <w:rPr/>
+      </w:pPr>
+      <w:r>
+        <w:rPr>
+          <w:i/>
+          <w:iCs/>
+          <w:color w:val="000000"/>
         </w:rPr>
         <w:t xml:space="preserve">If you are unhappy with how we have used your personal data, you can raise a concern with the Data Protection Commission via their online form - </w:t>
       </w:r>
@@ -2875,6 +2418,7 @@
             <w:rStyle w:val="Hyperlink"/>
             <w:i/>
             <w:iCs/>
+            <w:color w:val="000000"/>
           </w:rPr>
           <w:t>https://forms.dataprotection.ie/contact</w:t>
         </w:r>
@@ -2883,7 +2427,7 @@
         <w:rPr>
           <w:i/>
           <w:iCs/>
-          <w:color w:val="0070C0"/>
+          <w:color w:val="000000"/>
         </w:rPr>
         <w:t xml:space="preserve"> - or contact the Commission at:</w:t>
       </w:r>
@@ -2894,17 +2438,14 @@
         <w:spacing w:before="120" w:after="120"/>
         <w:contextualSpacing/>
         <w:rPr>
-          <w:i/>
-          <w:i/>
-          <w:iCs/>
-          <w:color w:val="0070C0"/>
-        </w:rPr>
-      </w:pPr>
-      <w:r>
-        <w:rPr>
-          <w:i/>
-          <w:iCs/>
-          <w:color w:val="0070C0"/>
+          <w:color w:val="000000"/>
+        </w:rPr>
+      </w:pPr>
+      <w:r>
+        <w:rPr>
+          <w:i/>
+          <w:iCs/>
+          <w:color w:val="000000"/>
         </w:rPr>
         <w:t>Data Protection Commission</w:t>
       </w:r>
@@ -2915,17 +2456,14 @@
         <w:spacing w:before="120" w:after="120"/>
         <w:contextualSpacing/>
         <w:rPr>
-          <w:i/>
-          <w:i/>
-          <w:iCs/>
-          <w:color w:val="0070C0"/>
-        </w:rPr>
-      </w:pPr>
-      <w:r>
-        <w:rPr>
-          <w:i/>
-          <w:iCs/>
-          <w:color w:val="0070C0"/>
+          <w:color w:val="000000"/>
+        </w:rPr>
+      </w:pPr>
+      <w:r>
+        <w:rPr>
+          <w:i/>
+          <w:iCs/>
+          <w:color w:val="000000"/>
         </w:rPr>
         <w:t>21 Fitzwilliam Square South</w:t>
       </w:r>
@@ -2936,17 +2474,14 @@
         <w:spacing w:before="120" w:after="120"/>
         <w:contextualSpacing/>
         <w:rPr>
-          <w:i/>
-          <w:i/>
-          <w:iCs/>
-          <w:color w:val="0070C0"/>
-        </w:rPr>
-      </w:pPr>
-      <w:r>
-        <w:rPr>
-          <w:i/>
-          <w:iCs/>
-          <w:color w:val="0070C0"/>
+          <w:color w:val="000000"/>
+        </w:rPr>
+      </w:pPr>
+      <w:r>
+        <w:rPr>
+          <w:i/>
+          <w:iCs/>
+          <w:color w:val="000000"/>
         </w:rPr>
         <w:t>Dublin 2</w:t>
       </w:r>
@@ -2957,17 +2492,14 @@
         <w:spacing w:before="120" w:after="120"/>
         <w:contextualSpacing/>
         <w:rPr>
-          <w:i/>
-          <w:i/>
-          <w:iCs/>
-          <w:color w:val="0070C0"/>
-        </w:rPr>
-      </w:pPr>
-      <w:r>
-        <w:rPr>
-          <w:i/>
-          <w:iCs/>
-          <w:color w:val="0070C0"/>
+          <w:color w:val="000000"/>
+        </w:rPr>
+      </w:pPr>
+      <w:r>
+        <w:rPr>
+          <w:i/>
+          <w:iCs/>
+          <w:color w:val="000000"/>
         </w:rPr>
         <w:t>D02 RD28</w:t>
       </w:r>
@@ -2978,17 +2510,14 @@
         <w:spacing w:before="120" w:after="120"/>
         <w:contextualSpacing/>
         <w:rPr>
-          <w:i/>
-          <w:i/>
-          <w:iCs/>
-          <w:color w:val="0070C0"/>
-        </w:rPr>
-      </w:pPr>
-      <w:r>
-        <w:rPr>
-          <w:i/>
-          <w:iCs/>
-          <w:color w:val="0070C0"/>
+          <w:color w:val="000000"/>
+        </w:rPr>
+      </w:pPr>
+      <w:r>
+        <w:rPr>
+          <w:i/>
+          <w:iCs/>
+          <w:color w:val="000000"/>
         </w:rPr>
         <w:t>Ireland</w:t>
       </w:r>
@@ -2998,12 +2527,7 @@
         <w:pStyle w:val="Normal"/>
         <w:spacing w:before="120" w:after="120"/>
         <w:contextualSpacing/>
-        <w:rPr>
-          <w:i/>
-          <w:i/>
-          <w:iCs/>
-          <w:color w:val="0070C0"/>
-        </w:rPr>
+        <w:rPr/>
       </w:pPr>
       <w:hyperlink r:id="rId5">
         <w:r>
@@ -3011,6 +2535,7 @@
             <w:rStyle w:val="Hyperlink"/>
             <w:i/>
             <w:iCs/>
+            <w:color w:val="000000"/>
           </w:rPr>
           <w:t>https://www.dataprotection.ie</w:t>
         </w:r>
@@ -3022,19 +2547,25 @@
         <w:spacing w:lineRule="auto" w:line="276" w:before="120" w:after="120"/>
         <w:rPr>
           <w:rFonts w:cs="Calibri" w:cstheme="minorHAnsi"/>
+          <w:color w:val="000000"/>
           <w:szCs w:val="24"/>
         </w:rPr>
       </w:pPr>
       <w:r>
         <w:rPr>
           <w:rFonts w:cs="Calibri" w:cstheme="minorHAnsi"/>
+          <w:color w:val="000000"/>
           <w:szCs w:val="24"/>
         </w:rPr>
       </w:r>
     </w:p>
     <w:sectPr>
-      <w:headerReference w:type="default" r:id="rId6"/>
-      <w:footerReference w:type="default" r:id="rId7"/>
+      <w:headerReference w:type="even" r:id="rId6"/>
+      <w:headerReference w:type="default" r:id="rId7"/>
+      <w:headerReference w:type="first" r:id="rId8"/>
+      <w:footerReference w:type="even" r:id="rId9"/>
+      <w:footerReference w:type="default" r:id="rId10"/>
+      <w:footerReference w:type="first" r:id="rId11"/>
       <w:type w:val="nextPage"/>
       <w:pgSz w:w="11906" w:h="16838"/>
       <w:pgMar w:left="1440" w:right="1440" w:gutter="0" w:header="708" w:top="1702" w:footer="283" w:bottom="2127"/>
@@ -3061,6 +2592,34 @@
 </w:ftr>
 </file>
 
+<file path=word/footer2.xml><?xml version="1.0" encoding="utf-8"?>
+<w:ftr xmlns:o="urn:schemas-microsoft-com:office:office" xmlns:r="http://schemas.openxmlformats.org/officeDocument/2006/relationships" xmlns:v="urn:schemas-microsoft-com:vml" xmlns:w="http://schemas.openxmlformats.org/wordprocessingml/2006/main" xmlns:w10="urn:schemas-microsoft-com:office:word" xmlns:wp="http://schemas.openxmlformats.org/drawingml/2006/wordprocessingDrawing" xmlns:wps="http://schemas.microsoft.com/office/word/2010/wordprocessingShape" xmlns:wpg="http://schemas.microsoft.com/office/word/2010/wordprocessingGroup" xmlns:mc="http://schemas.openxmlformats.org/markup-compatibility/2006" xmlns:wp14="http://schemas.microsoft.com/office/word/2010/wordprocessingDrawing" xmlns:w14="http://schemas.microsoft.com/office/word/2010/wordml" xmlns:w15="http://schemas.microsoft.com/office/word/2012/wordml" mc:Ignorable="w14 wp14 w15">
+  <w:p>
+    <w:pPr>
+      <w:pStyle w:val="Footer"/>
+      <w:rPr/>
+    </w:pPr>
+    <w:r>
+      <w:rPr/>
+    </w:r>
+  </w:p>
+</w:ftr>
+</file>
+
+<file path=word/footer3.xml><?xml version="1.0" encoding="utf-8"?>
+<w:ftr xmlns:o="urn:schemas-microsoft-com:office:office" xmlns:r="http://schemas.openxmlformats.org/officeDocument/2006/relationships" xmlns:v="urn:schemas-microsoft-com:vml" xmlns:w="http://schemas.openxmlformats.org/wordprocessingml/2006/main" xmlns:w10="urn:schemas-microsoft-com:office:word" xmlns:wp="http://schemas.openxmlformats.org/drawingml/2006/wordprocessingDrawing" xmlns:wps="http://schemas.microsoft.com/office/word/2010/wordprocessingShape" xmlns:wpg="http://schemas.microsoft.com/office/word/2010/wordprocessingGroup" xmlns:mc="http://schemas.openxmlformats.org/markup-compatibility/2006" xmlns:wp14="http://schemas.microsoft.com/office/word/2010/wordprocessingDrawing" xmlns:w14="http://schemas.microsoft.com/office/word/2010/wordml" xmlns:w15="http://schemas.microsoft.com/office/word/2012/wordml" mc:Ignorable="w14 wp14 w15">
+  <w:p>
+    <w:pPr>
+      <w:pStyle w:val="Footer"/>
+      <w:rPr/>
+    </w:pPr>
+    <w:r>
+      <w:rPr/>
+    </w:r>
+  </w:p>
+</w:ftr>
+</file>
+
 <file path=word/header1.xml><?xml version="1.0" encoding="utf-8"?>
 <w:hdr xmlns:o="urn:schemas-microsoft-com:office:office" xmlns:r="http://schemas.openxmlformats.org/officeDocument/2006/relationships" xmlns:v="urn:schemas-microsoft-com:vml" xmlns:w="http://schemas.openxmlformats.org/wordprocessingml/2006/main" xmlns:w10="urn:schemas-microsoft-com:office:word" xmlns:wp="http://schemas.openxmlformats.org/drawingml/2006/wordprocessingDrawing" xmlns:wps="http://schemas.microsoft.com/office/word/2010/wordprocessingShape" xmlns:wpg="http://schemas.microsoft.com/office/word/2010/wordprocessingGroup" xmlns:mc="http://schemas.openxmlformats.org/markup-compatibility/2006" xmlns:wp14="http://schemas.microsoft.com/office/word/2010/wordprocessingDrawing" xmlns:w14="http://schemas.microsoft.com/office/word/2010/wordml" xmlns:w15="http://schemas.microsoft.com/office/word/2012/wordml" mc:Ignorable="w14 wp14 w15">
   <w:p>
@@ -3070,8 +2629,22 @@
     </w:pPr>
     <w:r>
       <w:rPr/>
+    </w:r>
+  </w:p>
+</w:hdr>
+</file>
+
+<file path=word/header2.xml><?xml version="1.0" encoding="utf-8"?>
+<w:hdr xmlns:o="urn:schemas-microsoft-com:office:office" xmlns:r="http://schemas.openxmlformats.org/officeDocument/2006/relationships" xmlns:v="urn:schemas-microsoft-com:vml" xmlns:w="http://schemas.openxmlformats.org/wordprocessingml/2006/main" xmlns:w10="urn:schemas-microsoft-com:office:word" xmlns:wp="http://schemas.openxmlformats.org/drawingml/2006/wordprocessingDrawing" xmlns:wps="http://schemas.microsoft.com/office/word/2010/wordprocessingShape" xmlns:wpg="http://schemas.microsoft.com/office/word/2010/wordprocessingGroup" xmlns:mc="http://schemas.openxmlformats.org/markup-compatibility/2006" xmlns:wp14="http://schemas.microsoft.com/office/word/2010/wordprocessingDrawing" xmlns:w14="http://schemas.microsoft.com/office/word/2010/wordml" xmlns:w15="http://schemas.microsoft.com/office/word/2012/wordml" mc:Ignorable="w14 wp14 w15">
+  <w:p>
+    <w:pPr>
+      <w:pStyle w:val="Header"/>
+      <w:rPr/>
+    </w:pPr>
+    <w:r>
+      <w:rPr/>
       <w:drawing>
-        <wp:anchor behindDoc="0" distT="0" distB="0" distL="114300" distR="114300" simplePos="0" locked="0" layoutInCell="0" allowOverlap="1" relativeHeight="3">
+        <wp:anchor behindDoc="0" distT="0" distB="0" distL="114300" distR="114300" simplePos="0" locked="0" layoutInCell="0" allowOverlap="1" relativeHeight="7">
           <wp:simplePos x="0" y="0"/>
           <wp:positionH relativeFrom="column">
             <wp:posOffset>-390525</wp:posOffset>
@@ -3084,9 +2657,9 @@
           <wp:wrapTight wrapText="bothSides">
             <wp:wrapPolygon edited="0">
               <wp:start x="-12" y="0"/>
-              <wp:lineTo x="-12" y="20966"/>
-              <wp:lineTo x="21498" y="20966"/>
-              <wp:lineTo x="21498" y="0"/>
+              <wp:lineTo x="-12" y="20857"/>
+              <wp:lineTo x="21460" y="20857"/>
+              <wp:lineTo x="21460" y="0"/>
               <wp:lineTo x="-12" y="0"/>
             </wp:wrapPolygon>
           </wp:wrapTight>
@@ -3129,6 +2702,74 @@
 </w:hdr>
 </file>
 
+<file path=word/header3.xml><?xml version="1.0" encoding="utf-8"?>
+<w:hdr xmlns:o="urn:schemas-microsoft-com:office:office" xmlns:r="http://schemas.openxmlformats.org/officeDocument/2006/relationships" xmlns:v="urn:schemas-microsoft-com:vml" xmlns:w="http://schemas.openxmlformats.org/wordprocessingml/2006/main" xmlns:w10="urn:schemas-microsoft-com:office:word" xmlns:wp="http://schemas.openxmlformats.org/drawingml/2006/wordprocessingDrawing" xmlns:wps="http://schemas.microsoft.com/office/word/2010/wordprocessingShape" xmlns:wpg="http://schemas.microsoft.com/office/word/2010/wordprocessingGroup" xmlns:mc="http://schemas.openxmlformats.org/markup-compatibility/2006" xmlns:wp14="http://schemas.microsoft.com/office/word/2010/wordprocessingDrawing" xmlns:w14="http://schemas.microsoft.com/office/word/2010/wordml" xmlns:w15="http://schemas.microsoft.com/office/word/2012/wordml" mc:Ignorable="w14 wp14 w15">
+  <w:p>
+    <w:pPr>
+      <w:pStyle w:val="Header"/>
+      <w:rPr/>
+    </w:pPr>
+    <w:r>
+      <w:rPr/>
+      <w:drawing>
+        <wp:anchor behindDoc="0" distT="0" distB="0" distL="114300" distR="114300" simplePos="0" locked="0" layoutInCell="0" allowOverlap="1" relativeHeight="7">
+          <wp:simplePos x="0" y="0"/>
+          <wp:positionH relativeFrom="column">
+            <wp:posOffset>-390525</wp:posOffset>
+          </wp:positionH>
+          <wp:positionV relativeFrom="page">
+            <wp:posOffset>171450</wp:posOffset>
+          </wp:positionV>
+          <wp:extent cx="2219325" cy="764540"/>
+          <wp:effectExtent l="0" t="0" r="0" b="0"/>
+          <wp:wrapTight wrapText="bothSides">
+            <wp:wrapPolygon edited="0">
+              <wp:start x="-12" y="0"/>
+              <wp:lineTo x="-12" y="20857"/>
+              <wp:lineTo x="21460" y="20857"/>
+              <wp:lineTo x="21460" y="0"/>
+              <wp:lineTo x="-12" y="0"/>
+            </wp:wrapPolygon>
+          </wp:wrapTight>
+          <wp:docPr id="2" name="Picture 10 Copy 1" descr=""/>
+          <wp:cNvGraphicFramePr>
+            <a:graphicFrameLocks xmlns:a="http://schemas.openxmlformats.org/drawingml/2006/main" noChangeAspect="1"/>
+          </wp:cNvGraphicFramePr>
+          <a:graphic xmlns:a="http://schemas.openxmlformats.org/drawingml/2006/main">
+            <a:graphicData uri="http://schemas.openxmlformats.org/drawingml/2006/picture">
+              <pic:pic xmlns:pic="http://schemas.openxmlformats.org/drawingml/2006/picture">
+                <pic:nvPicPr>
+                  <pic:cNvPr id="2" name="Picture 10 Copy 1" descr=""/>
+                  <pic:cNvPicPr>
+                    <a:picLocks noChangeAspect="1" noChangeArrowheads="1"/>
+                  </pic:cNvPicPr>
+                </pic:nvPicPr>
+                <pic:blipFill>
+                  <a:blip r:embed="rId1"/>
+                  <a:stretch>
+                    <a:fillRect/>
+                  </a:stretch>
+                </pic:blipFill>
+                <pic:spPr bwMode="auto">
+                  <a:xfrm>
+                    <a:off x="0" y="0"/>
+                    <a:ext cx="2219325" cy="764540"/>
+                  </a:xfrm>
+                  <a:prstGeom prst="rect">
+                    <a:avLst/>
+                  </a:prstGeom>
+                  <a:noFill/>
+                </pic:spPr>
+              </pic:pic>
+            </a:graphicData>
+          </a:graphic>
+        </wp:anchor>
+      </w:drawing>
+    </w:r>
+  </w:p>
+</w:hdr>
+</file>
+
 <file path=word/numbering.xml><?xml version="1.0" encoding="utf-8"?>
 <w:numbering xmlns:w="http://schemas.openxmlformats.org/wordprocessingml/2006/main" xmlns:o="urn:schemas-microsoft-com:office:office" xmlns:r="http://schemas.openxmlformats.org/officeDocument/2006/relationships" xmlns:v="urn:schemas-microsoft-com:vml" xmlns:mc="http://schemas.openxmlformats.org/markup-compatibility/2006" xmlns:w14="http://schemas.microsoft.com/office/word/2010/wordml" mc:Ignorable="w14">
   <w:abstractNum w:abstractNumId="1">
@@ -3272,6 +2913,143 @@
   <w:abstractNum w:abstractNumId="2">
     <w:lvl w:ilvl="0">
       <w:start w:val="1"/>
+      <w:numFmt w:val="bullet"/>
+      <w:lvlText w:val=""/>
+      <w:lvlJc w:val="left"/>
+      <w:pPr>
+        <w:tabs>
+          <w:tab w:val="num" w:pos="720"/>
+        </w:tabs>
+        <w:ind w:left="720" w:hanging="360"/>
+      </w:pPr>
+      <w:rPr>
+        <w:rFonts w:ascii="Symbol" w:hAnsi="Symbol" w:cs="Symbol" w:hint="default"/>
+      </w:rPr>
+    </w:lvl>
+    <w:lvl w:ilvl="1">
+      <w:start w:val="1"/>
+      <w:numFmt w:val="bullet"/>
+      <w:lvlText w:val="◦"/>
+      <w:lvlJc w:val="left"/>
+      <w:pPr>
+        <w:tabs>
+          <w:tab w:val="num" w:pos="1080"/>
+        </w:tabs>
+        <w:ind w:left="1080" w:hanging="360"/>
+      </w:pPr>
+      <w:rPr>
+        <w:rFonts w:ascii="OpenSymbol" w:hAnsi="OpenSymbol" w:cs="OpenSymbol" w:hint="default"/>
+      </w:rPr>
+    </w:lvl>
+    <w:lvl w:ilvl="2">
+      <w:start w:val="1"/>
+      <w:numFmt w:val="bullet"/>
+      <w:lvlText w:val="▪"/>
+      <w:lvlJc w:val="left"/>
+      <w:pPr>
+        <w:tabs>
+          <w:tab w:val="num" w:pos="1440"/>
+        </w:tabs>
+        <w:ind w:left="1440" w:hanging="360"/>
+      </w:pPr>
+      <w:rPr>
+        <w:rFonts w:ascii="OpenSymbol" w:hAnsi="OpenSymbol" w:cs="OpenSymbol" w:hint="default"/>
+      </w:rPr>
+    </w:lvl>
+    <w:lvl w:ilvl="3">
+      <w:start w:val="1"/>
+      <w:numFmt w:val="bullet"/>
+      <w:lvlText w:val=""/>
+      <w:lvlJc w:val="left"/>
+      <w:pPr>
+        <w:tabs>
+          <w:tab w:val="num" w:pos="1800"/>
+        </w:tabs>
+        <w:ind w:left="1800" w:hanging="360"/>
+      </w:pPr>
+      <w:rPr>
+        <w:rFonts w:ascii="Symbol" w:hAnsi="Symbol" w:cs="Symbol" w:hint="default"/>
+      </w:rPr>
+    </w:lvl>
+    <w:lvl w:ilvl="4">
+      <w:start w:val="1"/>
+      <w:numFmt w:val="bullet"/>
+      <w:lvlText w:val="◦"/>
+      <w:lvlJc w:val="left"/>
+      <w:pPr>
+        <w:tabs>
+          <w:tab w:val="num" w:pos="2160"/>
+        </w:tabs>
+        <w:ind w:left="2160" w:hanging="360"/>
+      </w:pPr>
+      <w:rPr>
+        <w:rFonts w:ascii="OpenSymbol" w:hAnsi="OpenSymbol" w:cs="OpenSymbol" w:hint="default"/>
+      </w:rPr>
+    </w:lvl>
+    <w:lvl w:ilvl="5">
+      <w:start w:val="1"/>
+      <w:numFmt w:val="bullet"/>
+      <w:lvlText w:val="▪"/>
+      <w:lvlJc w:val="left"/>
+      <w:pPr>
+        <w:tabs>
+          <w:tab w:val="num" w:pos="2520"/>
+        </w:tabs>
+        <w:ind w:left="2520" w:hanging="360"/>
+      </w:pPr>
+      <w:rPr>
+        <w:rFonts w:ascii="OpenSymbol" w:hAnsi="OpenSymbol" w:cs="OpenSymbol" w:hint="default"/>
+      </w:rPr>
+    </w:lvl>
+    <w:lvl w:ilvl="6">
+      <w:start w:val="1"/>
+      <w:numFmt w:val="bullet"/>
+      <w:lvlText w:val=""/>
+      <w:lvlJc w:val="left"/>
+      <w:pPr>
+        <w:tabs>
+          <w:tab w:val="num" w:pos="2880"/>
+        </w:tabs>
+        <w:ind w:left="2880" w:hanging="360"/>
+      </w:pPr>
+      <w:rPr>
+        <w:rFonts w:ascii="Symbol" w:hAnsi="Symbol" w:cs="Symbol" w:hint="default"/>
+      </w:rPr>
+    </w:lvl>
+    <w:lvl w:ilvl="7">
+      <w:start w:val="1"/>
+      <w:numFmt w:val="bullet"/>
+      <w:lvlText w:val="◦"/>
+      <w:lvlJc w:val="left"/>
+      <w:pPr>
+        <w:tabs>
+          <w:tab w:val="num" w:pos="3240"/>
+        </w:tabs>
+        <w:ind w:left="3240" w:hanging="360"/>
+      </w:pPr>
+      <w:rPr>
+        <w:rFonts w:ascii="OpenSymbol" w:hAnsi="OpenSymbol" w:cs="OpenSymbol" w:hint="default"/>
+      </w:rPr>
+    </w:lvl>
+    <w:lvl w:ilvl="8">
+      <w:start w:val="1"/>
+      <w:numFmt w:val="bullet"/>
+      <w:lvlText w:val="▪"/>
+      <w:lvlJc w:val="left"/>
+      <w:pPr>
+        <w:tabs>
+          <w:tab w:val="num" w:pos="3600"/>
+        </w:tabs>
+        <w:ind w:left="3600" w:hanging="360"/>
+      </w:pPr>
+      <w:rPr>
+        <w:rFonts w:ascii="OpenSymbol" w:hAnsi="OpenSymbol" w:cs="OpenSymbol" w:hint="default"/>
+      </w:rPr>
+    </w:lvl>
+  </w:abstractNum>
+  <w:abstractNum w:abstractNumId="3">
+    <w:lvl w:ilvl="0">
+      <w:start w:val="1"/>
       <w:numFmt w:val="none"/>
       <w:suff w:val="nothing"/>
       <w:lvlText w:val=""/>
@@ -3393,6 +3171,9 @@
   </w:num>
   <w:num w:numId="2">
     <w:abstractNumId w:val="2"/>
+  </w:num>
+  <w:num w:numId="3">
+    <w:abstractNumId w:val="3"/>
   </w:num>
 </w:numbering>
 </file>
@@ -3402,7 +3183,7 @@
   <w:docDefaults>
     <w:rPrDefault>
       <w:rPr>
-        <w:rFonts w:ascii="Calibri" w:hAnsi="Calibri" w:eastAsia="Calibri" w:cs="Arial" w:asciiTheme="minorHAnsi" w:cstheme="minorBidi" w:eastAsiaTheme="minorHAnsi" w:hAnsiTheme="minorHAnsi"/>
+        <w:rFonts w:ascii="Calibri" w:hAnsi="Calibri" w:eastAsia="Calibri" w:cs="" w:asciiTheme="minorHAnsi" w:cstheme="minorBidi" w:eastAsiaTheme="minorHAnsi" w:hAnsiTheme="minorHAnsi"/>
         <w:sz w:val="22"/>
         <w:szCs w:val="22"/>
         <w:lang w:val="en-IE" w:eastAsia="en-US" w:bidi="ar-SA"/>
@@ -3798,12 +3579,13 @@
     <w:rsid w:val="008a0bea"/>
     <w:pPr>
       <w:widowControl/>
+      <w:suppressAutoHyphens w:val="true"/>
       <w:bidi w:val="0"/>
       <w:spacing w:lineRule="auto" w:line="259" w:before="0" w:after="160"/>
       <w:jc w:val="left"/>
     </w:pPr>
     <w:rPr>
-      <w:rFonts w:ascii="Calibri" w:hAnsi="Calibri" w:eastAsia="Calibri" w:cs="Arial" w:asciiTheme="minorHAnsi" w:cstheme="minorBidi" w:eastAsiaTheme="minorHAnsi" w:hAnsiTheme="minorHAnsi"/>
+      <w:rFonts w:ascii="Calibri" w:hAnsi="Calibri" w:eastAsia="Calibri" w:cs="" w:asciiTheme="minorHAnsi" w:cstheme="minorBidi" w:eastAsiaTheme="minorHAnsi" w:hAnsiTheme="minorHAnsi"/>
       <w:color w:val="auto"/>
       <w:kern w:val="0"/>
       <w:sz w:val="24"/>
@@ -3826,7 +3608,7 @@
       <w:outlineLvl w:val="0"/>
     </w:pPr>
     <w:rPr>
-      <w:rFonts w:ascii="Calibri Light" w:hAnsi="Calibri Light" w:eastAsia="游ゴシック Light" w:cs="Times New Roman" w:asciiTheme="majorHAnsi" w:cstheme="majorBidi" w:eastAsiaTheme="majorEastAsia" w:hAnsiTheme="majorHAnsi"/>
+      <w:rFonts w:ascii="Calibri Light" w:hAnsi="Calibri Light" w:eastAsia="" w:cs="" w:asciiTheme="majorHAnsi" w:cstheme="majorBidi" w:eastAsiaTheme="majorEastAsia" w:hAnsiTheme="majorHAnsi"/>
       <w:color w:themeColor="accent1" w:themeShade="bf" w:val="2F5496"/>
       <w:sz w:val="32"/>
       <w:szCs w:val="32"/>
@@ -3848,7 +3630,7 @@
       <w:outlineLvl w:val="1"/>
     </w:pPr>
     <w:rPr>
-      <w:rFonts w:ascii="Calibri Light" w:hAnsi="Calibri Light" w:eastAsia="游ゴシック Light" w:cs="Times New Roman" w:asciiTheme="majorHAnsi" w:cstheme="majorBidi" w:eastAsiaTheme="majorEastAsia" w:hAnsiTheme="majorHAnsi"/>
+      <w:rFonts w:ascii="Calibri Light" w:hAnsi="Calibri Light" w:eastAsia="" w:cs="" w:asciiTheme="majorHAnsi" w:cstheme="majorBidi" w:eastAsiaTheme="majorEastAsia" w:hAnsiTheme="majorHAnsi"/>
       <w:color w:themeColor="accent1" w:themeShade="bf" w:val="2F5496"/>
       <w:sz w:val="26"/>
       <w:szCs w:val="26"/>
@@ -3871,7 +3653,7 @@
       <w:outlineLvl w:val="2"/>
     </w:pPr>
     <w:rPr>
-      <w:rFonts w:ascii="Calibri Light" w:hAnsi="Calibri Light" w:eastAsia="游ゴシック Light" w:cs="Times New Roman" w:asciiTheme="majorHAnsi" w:cstheme="majorBidi" w:eastAsiaTheme="majorEastAsia" w:hAnsiTheme="majorHAnsi"/>
+      <w:rFonts w:ascii="Calibri Light" w:hAnsi="Calibri Light" w:eastAsia="" w:cs="" w:asciiTheme="majorHAnsi" w:cstheme="majorBidi" w:eastAsiaTheme="majorEastAsia" w:hAnsiTheme="majorHAnsi"/>
       <w:color w:themeColor="accent1" w:themeShade="7f" w:val="1F3763"/>
       <w:szCs w:val="24"/>
     </w:rPr>
@@ -3892,7 +3674,7 @@
     <w:qFormat/>
     <w:rsid w:val="006165a7"/>
     <w:rPr>
-      <w:rFonts w:ascii="Calibri Light" w:hAnsi="Calibri Light" w:eastAsia="游ゴシック Light" w:cs="Times New Roman" w:asciiTheme="majorHAnsi" w:cstheme="majorBidi" w:eastAsiaTheme="majorEastAsia" w:hAnsiTheme="majorHAnsi"/>
+      <w:rFonts w:ascii="Calibri Light" w:hAnsi="Calibri Light" w:eastAsia="" w:cs="" w:asciiTheme="majorHAnsi" w:cstheme="majorBidi" w:eastAsiaTheme="majorEastAsia" w:hAnsiTheme="majorHAnsi"/>
       <w:color w:themeColor="accent1" w:themeShade="bf" w:val="2F5496"/>
       <w:sz w:val="32"/>
       <w:szCs w:val="32"/>
@@ -3906,7 +3688,7 @@
     <w:qFormat/>
     <w:rsid w:val="004031f5"/>
     <w:rPr>
-      <w:rFonts w:ascii="Calibri Light" w:hAnsi="Calibri Light" w:eastAsia="游ゴシック Light" w:cs="Times New Roman" w:asciiTheme="majorHAnsi" w:cstheme="majorBidi" w:eastAsiaTheme="majorEastAsia" w:hAnsiTheme="majorHAnsi"/>
+      <w:rFonts w:ascii="Calibri Light" w:hAnsi="Calibri Light" w:eastAsia="" w:cs="" w:asciiTheme="majorHAnsi" w:cstheme="majorBidi" w:eastAsiaTheme="majorEastAsia" w:hAnsiTheme="majorHAnsi"/>
       <w:color w:themeColor="accent1" w:themeShade="bf" w:val="2F5496"/>
       <w:sz w:val="26"/>
       <w:szCs w:val="26"/>
@@ -3993,7 +3775,6 @@
   </w:style>
   <w:style w:type="character" w:styleId="FootnoteCharacters">
     <w:name w:val="Footnote Characters"/>
-    <w:basedOn w:val="DefaultParagraphFont"/>
     <w:uiPriority w:val="99"/>
     <w:semiHidden/>
     <w:unhideWhenUsed/>
@@ -4062,7 +3843,6 @@
   </w:style>
   <w:style w:type="character" w:styleId="EndnoteCharacters">
     <w:name w:val="Endnote Characters"/>
-    <w:basedOn w:val="DefaultParagraphFont"/>
     <w:uiPriority w:val="99"/>
     <w:semiHidden/>
     <w:unhideWhenUsed/>
@@ -4087,7 +3867,7 @@
     <w:qFormat/>
     <w:rsid w:val="009d4d7b"/>
     <w:rPr>
-      <w:rFonts w:ascii="Calibri Light" w:hAnsi="Calibri Light" w:eastAsia="游ゴシック Light" w:cs="Times New Roman" w:asciiTheme="majorHAnsi" w:cstheme="majorBidi" w:eastAsiaTheme="majorEastAsia" w:hAnsiTheme="majorHAnsi"/>
+      <w:rFonts w:ascii="Calibri Light" w:hAnsi="Calibri Light" w:eastAsia="" w:cs="" w:asciiTheme="majorHAnsi" w:cstheme="majorBidi" w:eastAsiaTheme="majorEastAsia" w:hAnsiTheme="majorHAnsi"/>
       <w:color w:themeColor="accent1" w:themeShade="7f" w:val="1F3763"/>
       <w:sz w:val="24"/>
       <w:szCs w:val="24"/>
@@ -4142,6 +3922,13 @@
     <w:rPr>
       <w:color w:val="2B579A"/>
       <w:shd w:fill="E1DFDD" w:val="clear"/>
+    </w:rPr>
+  </w:style>
+  <w:style w:type="character" w:styleId="Bullets">
+    <w:name w:val="Bullets"/>
+    <w:qFormat/>
+    <w:rPr>
+      <w:rFonts w:ascii="OpenSymbol" w:hAnsi="OpenSymbol" w:eastAsia="OpenSymbol" w:cs="OpenSymbol"/>
     </w:rPr>
   </w:style>
   <w:style w:type="paragraph" w:styleId="Heading">
@@ -4348,12 +4135,13 @@
     <w:rsid w:val="00502196"/>
     <w:pPr>
       <w:widowControl/>
+      <w:suppressAutoHyphens w:val="true"/>
       <w:bidi w:val="0"/>
       <w:spacing w:lineRule="auto" w:line="240" w:before="0" w:after="0"/>
       <w:jc w:val="left"/>
     </w:pPr>
     <w:rPr>
-      <w:rFonts w:ascii="Calibri" w:hAnsi="Calibri" w:eastAsia="Calibri" w:cs="Arial" w:asciiTheme="minorHAnsi" w:cstheme="minorBidi" w:eastAsiaTheme="minorHAnsi" w:hAnsiTheme="minorHAnsi"/>
+      <w:rFonts w:ascii="Calibri" w:hAnsi="Calibri" w:eastAsia="Calibri" w:cs="" w:asciiTheme="minorHAnsi" w:cstheme="minorBidi" w:eastAsiaTheme="minorHAnsi" w:hAnsiTheme="minorHAnsi"/>
       <w:color w:val="auto"/>
       <w:kern w:val="0"/>
       <w:sz w:val="24"/>

--- a/ethics-application/participant-information-leaflet.docx
+++ b/ethics-application/participant-information-leaflet.docx
@@ -79,7 +79,7 @@
                 <w:szCs w:val="36"/>
                 <w:lang w:val="en-IE" w:eastAsia="en-US" w:bidi="ar-SA"/>
               </w:rPr>
-              <w:t>What course should I study? Investigating the application of a Recommender System to assist in college course counselling</w:t>
+              <w:t>What course should I study? Investigating the application of a personalised Recommender System for Irish college courses</w:t>
             </w:r>
           </w:p>
         </w:tc>
@@ -846,7 +846,15 @@
           <w:iCs/>
           <w:u w:val="none"/>
         </w:rPr>
-        <w:t>The study should take no longer than 30 minutes, and it will take place in a location of convenience for the participant (i.e. in school, home, cafe, etc.).</w:t>
+        <w:t xml:space="preserve">The study should take no longer than 30 minutes, and it will take place in </w:t>
+      </w:r>
+      <w:r>
+        <w:rPr>
+          <w:i/>
+          <w:iCs/>
+          <w:u w:val="none"/>
+        </w:rPr>
+        <w:t>a private meeting in the School of Computer Science, Trinity College Dublin.</w:t>
       </w:r>
     </w:p>
     <w:p>
@@ -2657,9 +2665,9 @@
           <wp:wrapTight wrapText="bothSides">
             <wp:wrapPolygon edited="0">
               <wp:start x="-12" y="0"/>
-              <wp:lineTo x="-12" y="20857"/>
-              <wp:lineTo x="21460" y="20857"/>
-              <wp:lineTo x="21460" y="0"/>
+              <wp:lineTo x="-12" y="20820"/>
+              <wp:lineTo x="21447" y="20820"/>
+              <wp:lineTo x="21447" y="0"/>
               <wp:lineTo x="-12" y="0"/>
             </wp:wrapPolygon>
           </wp:wrapTight>
@@ -2725,9 +2733,9 @@
           <wp:wrapTight wrapText="bothSides">
             <wp:wrapPolygon edited="0">
               <wp:start x="-12" y="0"/>
-              <wp:lineTo x="-12" y="20857"/>
-              <wp:lineTo x="21460" y="20857"/>
-              <wp:lineTo x="21460" y="0"/>
+              <wp:lineTo x="-12" y="20820"/>
+              <wp:lineTo x="21447" y="20820"/>
+              <wp:lineTo x="21447" y="0"/>
               <wp:lineTo x="-12" y="0"/>
             </wp:wrapPolygon>
           </wp:wrapTight>

--- a/ethics-application/participant-information-leaflet.docx
+++ b/ethics-application/participant-information-leaflet.docx
@@ -846,7 +846,7 @@
           <w:iCs/>
           <w:u w:val="none"/>
         </w:rPr>
-        <w:t xml:space="preserve">The study should take no longer than 30 minutes, and it will take place in </w:t>
+        <w:t xml:space="preserve">The study should take no longer than 30 minutes, and it will take place in a private meeting in the School of Computer Science </w:t>
       </w:r>
       <w:r>
         <w:rPr>
@@ -854,7 +854,15 @@
           <w:iCs/>
           <w:u w:val="none"/>
         </w:rPr>
-        <w:t>a private meeting in the School of Computer Science, Trinity College Dublin.</w:t>
+        <w:t>and Statistics</w:t>
+      </w:r>
+      <w:r>
+        <w:rPr>
+          <w:i/>
+          <w:iCs/>
+          <w:u w:val="none"/>
+        </w:rPr>
+        <w:t>, Trinity College Dublin.</w:t>
       </w:r>
     </w:p>
     <w:p>
@@ -2665,9 +2673,9 @@
           <wp:wrapTight wrapText="bothSides">
             <wp:wrapPolygon edited="0">
               <wp:start x="-12" y="0"/>
-              <wp:lineTo x="-12" y="20820"/>
-              <wp:lineTo x="21447" y="20820"/>
-              <wp:lineTo x="21447" y="0"/>
+              <wp:lineTo x="-12" y="20783"/>
+              <wp:lineTo x="21435" y="20783"/>
+              <wp:lineTo x="21435" y="0"/>
               <wp:lineTo x="-12" y="0"/>
             </wp:wrapPolygon>
           </wp:wrapTight>
@@ -2733,9 +2741,9 @@
           <wp:wrapTight wrapText="bothSides">
             <wp:wrapPolygon edited="0">
               <wp:start x="-12" y="0"/>
-              <wp:lineTo x="-12" y="20820"/>
-              <wp:lineTo x="21447" y="20820"/>
-              <wp:lineTo x="21447" y="0"/>
+              <wp:lineTo x="-12" y="20783"/>
+              <wp:lineTo x="21435" y="20783"/>
+              <wp:lineTo x="21435" y="0"/>
               <wp:lineTo x="-12" y="0"/>
             </wp:wrapPolygon>
           </wp:wrapTight>

--- a/ethics-application/participant-information-leaflet.docx
+++ b/ethics-application/participant-information-leaflet.docx
@@ -385,7 +385,7 @@
           <w:color w:val="000000"/>
           <w:szCs w:val="24"/>
         </w:rPr>
-        <w:t>In order for the AI system to make informed recommendations, you will need to answer some questions on a survey. These questions will be relevant in learning what college courses you may be suited for. Most of this data is personal, as it relates to your work/study interests, Leaving Cert subject preferences, college location preferences and NFQ level preferences.</w:t>
+        <w:t>In order for the AI system to make informed recommendations, you will need to answer some questions on a survey. These questions will be relevant in learning what college courses you may be suited for. Most of this data is personal, as it relates to your work/study interests, college location preferences and NFQ level preferences.</w:t>
       </w:r>
     </w:p>
     <w:p>
@@ -417,7 +417,27 @@
           <w:color w:val="000000"/>
           <w:szCs w:val="24"/>
         </w:rPr>
-        <w:t>taking place from February to March 2026.</w:t>
+        <w:t xml:space="preserve">taking place </w:t>
+      </w:r>
+      <w:r>
+        <w:rPr>
+          <w:rFonts w:cs="Calibri"/>
+          <w:i/>
+          <w:iCs/>
+          <w:color w:val="000000"/>
+          <w:szCs w:val="24"/>
+        </w:rPr>
+        <w:t xml:space="preserve">during </w:t>
+      </w:r>
+      <w:r>
+        <w:rPr>
+          <w:rFonts w:cs="Calibri"/>
+          <w:i/>
+          <w:iCs/>
+          <w:color w:val="000000"/>
+          <w:szCs w:val="24"/>
+        </w:rPr>
+        <w:t>March 2026.</w:t>
       </w:r>
     </w:p>
     <w:p>
@@ -754,7 +774,41 @@
           <w:iCs/>
           <w:u w:val="none"/>
         </w:rPr>
-        <w:t>Each participant will be required to complete a survey. The questions will be relevant in learning what college courses may be suitable to the participant.</w:t>
+        <w:t xml:space="preserve">Each participant will be required to complete a survey. </w:t>
+      </w:r>
+      <w:r>
+        <w:rPr>
+          <w:i/>
+          <w:iCs/>
+          <w:u w:val="none"/>
+        </w:rPr>
+        <w:t xml:space="preserve">The survey contains </w:t>
+      </w:r>
+      <w:r>
+        <w:rPr>
+          <w:b/>
+          <w:bCs/>
+          <w:i/>
+          <w:iCs/>
+          <w:u w:val="none"/>
+        </w:rPr>
+        <w:t>126</w:t>
+      </w:r>
+      <w:r>
+        <w:rPr>
+          <w:i/>
+          <w:iCs/>
+          <w:u w:val="none"/>
+        </w:rPr>
+        <w:t xml:space="preserve"> questions that will capture the participant’s work/study interests.</w:t>
+      </w:r>
+      <w:r>
+        <w:rPr>
+          <w:i/>
+          <w:iCs/>
+          <w:u w:val="none"/>
+        </w:rPr>
+        <w:t xml:space="preserve"> The questions will be relevant in learning what college courses may be suitable to the participant.</w:t>
       </w:r>
     </w:p>
     <w:p>
@@ -846,7 +900,7 @@
           <w:iCs/>
           <w:u w:val="none"/>
         </w:rPr>
-        <w:t xml:space="preserve">The study should take no longer than 30 minutes, and it will take place in a private meeting in the School of Computer Science </w:t>
+        <w:t xml:space="preserve">The study should take </w:t>
       </w:r>
       <w:r>
         <w:rPr>
@@ -854,7 +908,7 @@
           <w:iCs/>
           <w:u w:val="none"/>
         </w:rPr>
-        <w:t>and Statistics</w:t>
+        <w:t xml:space="preserve">approximately </w:t>
       </w:r>
       <w:r>
         <w:rPr>
@@ -862,7 +916,15 @@
           <w:iCs/>
           <w:u w:val="none"/>
         </w:rPr>
-        <w:t>, Trinity College Dublin.</w:t>
+        <w:t xml:space="preserve">45 minutes, and it will take place in a </w:t>
+      </w:r>
+      <w:r>
+        <w:rPr>
+          <w:i/>
+          <w:iCs/>
+          <w:u w:val="none"/>
+        </w:rPr>
+        <w:t>place of convenience for the participant.</w:t>
       </w:r>
     </w:p>
     <w:p>
@@ -2673,9 +2735,9 @@
           <wp:wrapTight wrapText="bothSides">
             <wp:wrapPolygon edited="0">
               <wp:start x="-12" y="0"/>
-              <wp:lineTo x="-12" y="20783"/>
-              <wp:lineTo x="21435" y="20783"/>
-              <wp:lineTo x="21435" y="0"/>
+              <wp:lineTo x="-12" y="20710"/>
+              <wp:lineTo x="21409" y="20710"/>
+              <wp:lineTo x="21409" y="0"/>
               <wp:lineTo x="-12" y="0"/>
             </wp:wrapPolygon>
           </wp:wrapTight>
@@ -2741,9 +2803,9 @@
           <wp:wrapTight wrapText="bothSides">
             <wp:wrapPolygon edited="0">
               <wp:start x="-12" y="0"/>
-              <wp:lineTo x="-12" y="20783"/>
-              <wp:lineTo x="21435" y="20783"/>
-              <wp:lineTo x="21435" y="0"/>
+              <wp:lineTo x="-12" y="20710"/>
+              <wp:lineTo x="21409" y="20710"/>
+              <wp:lineTo x="21409" y="0"/>
               <wp:lineTo x="-12" y="0"/>
             </wp:wrapPolygon>
           </wp:wrapTight>
